--- a/LLD/LLD.docx
+++ b/LLD/LLD.docx
@@ -627,6 +627,1165 @@
       </w:r>
     </w:p>
     <w:p/>
+    <w:p/>
+    <w:p/>
+    <w:p/>
+    <w:p/>
+    <w:p/>
+    <w:p/>
+    <w:p/>
+    <w:p/>
+    <w:p/>
+    <w:p/>
+    <w:p/>
+    <w:p/>
+    <w:p/>
+    <w:p/>
+    <w:p/>
+    <w:p>
+      <w:pPr>
+        <w:rPr>
+          <w:b/>
+          <w:bCs/>
+        </w:rPr>
+      </w:pPr>
+      <w:r>
+        <w:rPr>
+          <w:b/>
+          <w:bCs/>
+        </w:rPr>
+        <w:lastRenderedPageBreak/>
+        <w:t>UML –</w:t>
+      </w:r>
+    </w:p>
+    <w:p>
+      <w:pPr>
+        <w:rPr>
+          <w:b/>
+          <w:bCs/>
+        </w:rPr>
+      </w:pPr>
+      <w:r>
+        <w:rPr>
+          <w:b/>
+          <w:bCs/>
+        </w:rPr>
+        <w:t xml:space="preserve">Unified </w:t>
+      </w:r>
+      <w:r>
+        <w:rPr>
+          <w:b/>
+          <w:bCs/>
+        </w:rPr>
+        <w:t>Modelling</w:t>
+      </w:r>
+      <w:r>
+        <w:rPr>
+          <w:b/>
+          <w:bCs/>
+        </w:rPr>
+        <w:t xml:space="preserve"> Language</w:t>
+      </w:r>
+    </w:p>
+    <w:p>
+      <w:r>
+        <w:t>It is simply a visual way to represent:</w:t>
+      </w:r>
+    </w:p>
+    <w:p>
+      <w:pPr>
+        <w:numPr>
+          <w:ilvl w:val="0"/>
+          <w:numId w:val="3"/>
+        </w:numPr>
+      </w:pPr>
+      <w:r>
+        <w:t xml:space="preserve">classes </w:t>
+      </w:r>
+    </w:p>
+    <w:p>
+      <w:pPr>
+        <w:numPr>
+          <w:ilvl w:val="0"/>
+          <w:numId w:val="3"/>
+        </w:numPr>
+      </w:pPr>
+      <w:r>
+        <w:t xml:space="preserve">objects </w:t>
+      </w:r>
+    </w:p>
+    <w:p>
+      <w:pPr>
+        <w:numPr>
+          <w:ilvl w:val="0"/>
+          <w:numId w:val="3"/>
+        </w:numPr>
+      </w:pPr>
+      <w:r>
+        <w:t>relationships</w:t>
+      </w:r>
+    </w:p>
+    <w:p>
+      <w:r>
+        <w:drawing>
+          <wp:inline distT="0" distB="0" distL="0" distR="0" wp14:anchorId="14CA5A9E" wp14:editId="32032203">
+            <wp:extent cx="4549534" cy="2034716"/>
+            <wp:effectExtent l="0" t="0" r="3810" b="3810"/>
+            <wp:docPr id="1206473546" name="Picture 1"/>
+            <wp:cNvGraphicFramePr>
+              <a:graphicFrameLocks xmlns:a="http://schemas.openxmlformats.org/drawingml/2006/main" noChangeAspect="1"/>
+            </wp:cNvGraphicFramePr>
+            <a:graphic xmlns:a="http://schemas.openxmlformats.org/drawingml/2006/main">
+              <a:graphicData uri="http://schemas.openxmlformats.org/drawingml/2006/picture">
+                <pic:pic xmlns:pic="http://schemas.openxmlformats.org/drawingml/2006/picture">
+                  <pic:nvPicPr>
+                    <pic:cNvPr id="1206473546" name=""/>
+                    <pic:cNvPicPr/>
+                  </pic:nvPicPr>
+                  <pic:blipFill>
+                    <a:blip r:embed="rId6"/>
+                    <a:stretch>
+                      <a:fillRect/>
+                    </a:stretch>
+                  </pic:blipFill>
+                  <pic:spPr>
+                    <a:xfrm>
+                      <a:off x="0" y="0"/>
+                      <a:ext cx="4549534" cy="2034716"/>
+                    </a:xfrm>
+                    <a:prstGeom prst="rect">
+                      <a:avLst/>
+                    </a:prstGeom>
+                  </pic:spPr>
+                </pic:pic>
+              </a:graphicData>
+            </a:graphic>
+          </wp:inline>
+        </w:drawing>
+      </w:r>
+    </w:p>
+    <w:p/>
+    <w:p>
+      <w:pPr>
+        <w:rPr>
+          <w:b/>
+          <w:bCs/>
+        </w:rPr>
+      </w:pPr>
+      <w:r>
+        <w:rPr>
+          <w:b/>
+          <w:bCs/>
+        </w:rPr>
+        <w:t>Association –</w:t>
+      </w:r>
+    </w:p>
+    <w:p>
+      <w:r>
+        <w:t>Objects know each other</w:t>
+      </w:r>
+    </w:p>
+    <w:p>
+      <w:r>
+        <w:t xml:space="preserve">Teacher teaches Student </w:t>
+      </w:r>
+    </w:p>
+    <w:p>
+      <w:r>
+        <w:t>Doctor treats Patient</w:t>
+      </w:r>
+    </w:p>
+    <w:p>
+      <w:r>
+        <w:t>Both can exist independently.</w:t>
+      </w:r>
+    </w:p>
+    <w:p>
+      <w:r>
+        <w:t>If Teacher dies,</w:t>
+      </w:r>
+      <w:r>
+        <w:br/>
+        <w:t>Student still exists.</w:t>
+      </w:r>
+    </w:p>
+    <w:p/>
+    <w:p>
+      <w:r>
+        <w:t>Teacher -------- Student</w:t>
+      </w:r>
+    </w:p>
+    <w:p>
+      <w:r>
+        <w:drawing>
+          <wp:inline distT="0" distB="0" distL="0" distR="0" wp14:anchorId="1B66D3AD" wp14:editId="080972B5">
+            <wp:extent cx="2080260" cy="1533804"/>
+            <wp:effectExtent l="0" t="0" r="0" b="9525"/>
+            <wp:docPr id="1065435568" name="Picture 1"/>
+            <wp:cNvGraphicFramePr>
+              <a:graphicFrameLocks xmlns:a="http://schemas.openxmlformats.org/drawingml/2006/main" noChangeAspect="1"/>
+            </wp:cNvGraphicFramePr>
+            <a:graphic xmlns:a="http://schemas.openxmlformats.org/drawingml/2006/main">
+              <a:graphicData uri="http://schemas.openxmlformats.org/drawingml/2006/picture">
+                <pic:pic xmlns:pic="http://schemas.openxmlformats.org/drawingml/2006/picture">
+                  <pic:nvPicPr>
+                    <pic:cNvPr id="1065435568" name=""/>
+                    <pic:cNvPicPr/>
+                  </pic:nvPicPr>
+                  <pic:blipFill>
+                    <a:blip r:embed="rId7"/>
+                    <a:stretch>
+                      <a:fillRect/>
+                    </a:stretch>
+                  </pic:blipFill>
+                  <pic:spPr>
+                    <a:xfrm>
+                      <a:off x="0" y="0"/>
+                      <a:ext cx="2084855" cy="1537192"/>
+                    </a:xfrm>
+                    <a:prstGeom prst="rect">
+                      <a:avLst/>
+                    </a:prstGeom>
+                  </pic:spPr>
+                </pic:pic>
+              </a:graphicData>
+            </a:graphic>
+          </wp:inline>
+        </w:drawing>
+      </w:r>
+    </w:p>
+    <w:p>
+      <w:pPr>
+        <w:rPr>
+          <w:b/>
+          <w:bCs/>
+        </w:rPr>
+      </w:pPr>
+      <w:r>
+        <w:rPr>
+          <w:b/>
+          <w:bCs/>
+        </w:rPr>
+        <w:lastRenderedPageBreak/>
+        <w:t>Dependency –</w:t>
+      </w:r>
+    </w:p>
+    <w:p>
+      <w:r>
+        <w:t>Temporary usage.</w:t>
+      </w:r>
+    </w:p>
+    <w:p>
+      <w:r>
+        <w:t>Example:</w:t>
+      </w:r>
+    </w:p>
+    <w:p>
+      <w:pPr>
+        <w:numPr>
+          <w:ilvl w:val="0"/>
+          <w:numId w:val="4"/>
+        </w:numPr>
+      </w:pPr>
+      <w:r>
+        <w:t>Printer uses Document temporarily</w:t>
+      </w:r>
+    </w:p>
+    <w:p>
+      <w:r>
+        <w:drawing>
+          <wp:inline distT="0" distB="0" distL="0" distR="0" wp14:anchorId="5D47DC1F" wp14:editId="28D4749E">
+            <wp:extent cx="2034716" cy="1950889"/>
+            <wp:effectExtent l="0" t="0" r="3810" b="0"/>
+            <wp:docPr id="1255987314" name="Picture 1"/>
+            <wp:cNvGraphicFramePr>
+              <a:graphicFrameLocks xmlns:a="http://schemas.openxmlformats.org/drawingml/2006/main" noChangeAspect="1"/>
+            </wp:cNvGraphicFramePr>
+            <a:graphic xmlns:a="http://schemas.openxmlformats.org/drawingml/2006/main">
+              <a:graphicData uri="http://schemas.openxmlformats.org/drawingml/2006/picture">
+                <pic:pic xmlns:pic="http://schemas.openxmlformats.org/drawingml/2006/picture">
+                  <pic:nvPicPr>
+                    <pic:cNvPr id="1255987314" name=""/>
+                    <pic:cNvPicPr/>
+                  </pic:nvPicPr>
+                  <pic:blipFill>
+                    <a:blip r:embed="rId8"/>
+                    <a:stretch>
+                      <a:fillRect/>
+                    </a:stretch>
+                  </pic:blipFill>
+                  <pic:spPr>
+                    <a:xfrm>
+                      <a:off x="0" y="0"/>
+                      <a:ext cx="2034716" cy="1950889"/>
+                    </a:xfrm>
+                    <a:prstGeom prst="rect">
+                      <a:avLst/>
+                    </a:prstGeom>
+                  </pic:spPr>
+                </pic:pic>
+              </a:graphicData>
+            </a:graphic>
+          </wp:inline>
+        </w:drawing>
+      </w:r>
+    </w:p>
+    <w:p>
+      <w:r>
+        <w:t>Printer does not store Document.</w:t>
+      </w:r>
+    </w:p>
+    <w:p>
+      <w:r>
+        <w:t>Only uses temporarily.</w:t>
+      </w:r>
+    </w:p>
+    <w:p/>
+    <w:p>
+      <w:pPr>
+        <w:rPr>
+          <w:b/>
+          <w:bCs/>
+        </w:rPr>
+      </w:pPr>
+      <w:r>
+        <w:rPr>
+          <w:b/>
+          <w:bCs/>
+        </w:rPr>
+        <w:t>Aggregation –</w:t>
+      </w:r>
+    </w:p>
+    <w:p>
+      <w:r>
+        <w:t>HAS-A relationship with weak ownership.</w:t>
+      </w:r>
+    </w:p>
+    <w:p>
+      <w:r>
+        <w:t>Example:</w:t>
+      </w:r>
+    </w:p>
+    <w:p>
+      <w:pPr>
+        <w:numPr>
+          <w:ilvl w:val="0"/>
+          <w:numId w:val="5"/>
+        </w:numPr>
+      </w:pPr>
+      <w:r>
+        <w:t xml:space="preserve">Team has Players </w:t>
+      </w:r>
+    </w:p>
+    <w:p>
+      <w:pPr>
+        <w:numPr>
+          <w:ilvl w:val="0"/>
+          <w:numId w:val="5"/>
+        </w:numPr>
+      </w:pPr>
+      <w:r>
+        <w:t xml:space="preserve">Department has Professors </w:t>
+      </w:r>
+    </w:p>
+    <w:p>
+      <w:r>
+        <w:t>Players can exist without Team.</w:t>
+      </w:r>
+    </w:p>
+    <w:p>
+      <w:r>
+        <w:t xml:space="preserve">Team </w:t>
+      </w:r>
+      <w:r>
+        <w:rPr>
+          <w:rFonts w:ascii="Cambria Math" w:hAnsi="Cambria Math" w:cs="Cambria Math"/>
+        </w:rPr>
+        <w:t>◇</w:t>
+      </w:r>
+      <w:r>
+        <w:t>-------- Player</w:t>
+      </w:r>
+      <w:r>
+        <w:t xml:space="preserve"> (Empty diamond symbol)</w:t>
+      </w:r>
+    </w:p>
+    <w:p/>
+    <w:p>
+      <w:r>
+        <w:drawing>
+          <wp:inline distT="0" distB="0" distL="0" distR="0" wp14:anchorId="737F4FAF" wp14:editId="7620E821">
+            <wp:extent cx="2370025" cy="1371719"/>
+            <wp:effectExtent l="0" t="0" r="0" b="0"/>
+            <wp:docPr id="263780311" name="Picture 1"/>
+            <wp:cNvGraphicFramePr>
+              <a:graphicFrameLocks xmlns:a="http://schemas.openxmlformats.org/drawingml/2006/main" noChangeAspect="1"/>
+            </wp:cNvGraphicFramePr>
+            <a:graphic xmlns:a="http://schemas.openxmlformats.org/drawingml/2006/main">
+              <a:graphicData uri="http://schemas.openxmlformats.org/drawingml/2006/picture">
+                <pic:pic xmlns:pic="http://schemas.openxmlformats.org/drawingml/2006/picture">
+                  <pic:nvPicPr>
+                    <pic:cNvPr id="263780311" name=""/>
+                    <pic:cNvPicPr/>
+                  </pic:nvPicPr>
+                  <pic:blipFill>
+                    <a:blip r:embed="rId9"/>
+                    <a:stretch>
+                      <a:fillRect/>
+                    </a:stretch>
+                  </pic:blipFill>
+                  <pic:spPr>
+                    <a:xfrm>
+                      <a:off x="0" y="0"/>
+                      <a:ext cx="2370025" cy="1371719"/>
+                    </a:xfrm>
+                    <a:prstGeom prst="rect">
+                      <a:avLst/>
+                    </a:prstGeom>
+                  </pic:spPr>
+                </pic:pic>
+              </a:graphicData>
+            </a:graphic>
+          </wp:inline>
+        </w:drawing>
+      </w:r>
+    </w:p>
+    <w:p>
+      <w:r>
+        <w:t xml:space="preserve">Team contains </w:t>
+      </w:r>
+      <w:r>
+        <w:t>players but</w:t>
+      </w:r>
+      <w:r>
+        <w:t xml:space="preserve"> does NOT own their lifetime.</w:t>
+      </w:r>
+      <w:r>
+        <w:t xml:space="preserve"> </w:t>
+      </w:r>
+      <w:r>
+        <w:t>Destroy Team →</w:t>
+      </w:r>
+      <w:r>
+        <w:br/>
+        <w:t>Players still survive.</w:t>
+      </w:r>
+    </w:p>
+    <w:p>
+      <w:pPr>
+        <w:rPr>
+          <w:b/>
+          <w:bCs/>
+        </w:rPr>
+      </w:pPr>
+      <w:r>
+        <w:rPr>
+          <w:b/>
+          <w:bCs/>
+        </w:rPr>
+        <w:lastRenderedPageBreak/>
+        <w:t>Composition-</w:t>
+      </w:r>
+    </w:p>
+    <w:p>
+      <w:r>
+        <w:t>Strong ownership.</w:t>
+      </w:r>
+    </w:p>
+    <w:p>
+      <w:r>
+        <w:t>Example:</w:t>
+      </w:r>
+    </w:p>
+    <w:p>
+      <w:pPr>
+        <w:numPr>
+          <w:ilvl w:val="0"/>
+          <w:numId w:val="6"/>
+        </w:numPr>
+      </w:pPr>
+      <w:r>
+        <w:t xml:space="preserve">House has Rooms </w:t>
+      </w:r>
+    </w:p>
+    <w:p>
+      <w:pPr>
+        <w:numPr>
+          <w:ilvl w:val="0"/>
+          <w:numId w:val="6"/>
+        </w:numPr>
+      </w:pPr>
+      <w:r>
+        <w:t xml:space="preserve">Car has Engine </w:t>
+      </w:r>
+    </w:p>
+    <w:p>
+      <w:r>
+        <w:t>If House dies,</w:t>
+      </w:r>
+      <w:r>
+        <w:br/>
+        <w:t>Rooms die too.</w:t>
+      </w:r>
+    </w:p>
+    <w:p>
+      <w:r>
+        <w:t xml:space="preserve">House </w:t>
+      </w:r>
+      <w:r>
+        <w:rPr>
+          <w:rFonts w:ascii="Cambria Math" w:hAnsi="Cambria Math" w:cs="Cambria Math"/>
+        </w:rPr>
+        <w:t>◆</w:t>
+      </w:r>
+      <w:r>
+        <w:t>-------- Room</w:t>
+      </w:r>
+      <w:r>
+        <w:t xml:space="preserve"> (Filled diamond symbol)</w:t>
+      </w:r>
+    </w:p>
+    <w:p>
+      <w:pPr>
+        <w:rPr>
+          <w:b/>
+          <w:bCs/>
+        </w:rPr>
+      </w:pPr>
+    </w:p>
+    <w:p/>
+    <w:p/>
+    <w:p>
+      <w:pPr>
+        <w:rPr>
+          <w:b/>
+          <w:bCs/>
+        </w:rPr>
+      </w:pPr>
+      <w:r>
+        <w:rPr>
+          <w:b/>
+          <w:bCs/>
+        </w:rPr>
+        <w:t>Inheritance-</w:t>
+      </w:r>
+    </w:p>
+    <w:p>
+      <w:r>
+        <w:t>Is a relationship</w:t>
+      </w:r>
+    </w:p>
+    <w:p>
+      <w:r>
+        <w:t>Animal &lt;|----- Dog</w:t>
+      </w:r>
+    </w:p>
+    <w:p/>
+    <w:p>
+      <w:pPr>
+        <w:rPr>
+          <w:b/>
+          <w:bCs/>
+        </w:rPr>
+      </w:pPr>
+      <w:r>
+        <w:rPr>
+          <w:b/>
+          <w:bCs/>
+        </w:rPr>
+        <w:t>It is very hard to identify relationships</w:t>
+      </w:r>
+    </w:p>
+    <w:p>
+      <w:pPr>
+        <w:rPr>
+          <w:b/>
+          <w:bCs/>
+        </w:rPr>
+      </w:pPr>
+      <w:r>
+        <w:rPr>
+          <w:b/>
+          <w:bCs/>
+        </w:rPr>
+        <w:drawing>
+          <wp:inline distT="0" distB="0" distL="0" distR="0" wp14:anchorId="541A604F" wp14:editId="3EE854F8">
+            <wp:extent cx="2507853" cy="3390900"/>
+            <wp:effectExtent l="0" t="0" r="6985" b="0"/>
+            <wp:docPr id="1424718719" name="Picture 1"/>
+            <wp:cNvGraphicFramePr>
+              <a:graphicFrameLocks xmlns:a="http://schemas.openxmlformats.org/drawingml/2006/main" noChangeAspect="1"/>
+            </wp:cNvGraphicFramePr>
+            <a:graphic xmlns:a="http://schemas.openxmlformats.org/drawingml/2006/main">
+              <a:graphicData uri="http://schemas.openxmlformats.org/drawingml/2006/picture">
+                <pic:pic xmlns:pic="http://schemas.openxmlformats.org/drawingml/2006/picture">
+                  <pic:nvPicPr>
+                    <pic:cNvPr id="1424718719" name=""/>
+                    <pic:cNvPicPr/>
+                  </pic:nvPicPr>
+                  <pic:blipFill>
+                    <a:blip r:embed="rId10"/>
+                    <a:stretch>
+                      <a:fillRect/>
+                    </a:stretch>
+                  </pic:blipFill>
+                  <pic:spPr>
+                    <a:xfrm>
+                      <a:off x="0" y="0"/>
+                      <a:ext cx="2512076" cy="3396611"/>
+                    </a:xfrm>
+                    <a:prstGeom prst="rect">
+                      <a:avLst/>
+                    </a:prstGeom>
+                  </pic:spPr>
+                </pic:pic>
+              </a:graphicData>
+            </a:graphic>
+          </wp:inline>
+        </w:drawing>
+      </w:r>
+    </w:p>
+    <w:p>
+      <w:pPr>
+        <w:rPr>
+          <w:b/>
+          <w:bCs/>
+        </w:rPr>
+      </w:pPr>
+    </w:p>
+    <w:p>
+      <w:pPr>
+        <w:rPr>
+          <w:b/>
+          <w:bCs/>
+        </w:rPr>
+      </w:pPr>
+      <w:r>
+        <w:rPr>
+          <w:b/>
+          <w:bCs/>
+        </w:rPr>
+        <w:lastRenderedPageBreak/>
+        <w:t>Multiplicity-</w:t>
+      </w:r>
+    </w:p>
+    <w:p>
+      <w:pPr>
+        <w:rPr>
+          <w:b/>
+          <w:bCs/>
+        </w:rPr>
+      </w:pPr>
+      <w:r>
+        <w:rPr>
+          <w:b/>
+          <w:bCs/>
+        </w:rPr>
+        <w:t>Customer -------- Order</w:t>
+      </w:r>
+    </w:p>
+    <w:p>
+      <w:pPr>
+        <w:pStyle w:val="ListParagraph"/>
+        <w:numPr>
+          <w:ilvl w:val="0"/>
+          <w:numId w:val="7"/>
+        </w:numPr>
+        <w:rPr>
+          <w:b/>
+          <w:bCs/>
+        </w:rPr>
+      </w:pPr>
+      <w:r>
+        <w:rPr>
+          <w:b/>
+          <w:bCs/>
+        </w:rPr>
+        <w:t>*</w:t>
+      </w:r>
+    </w:p>
+    <w:p>
+      <w:pPr>
+        <w:pStyle w:val="ListParagraph"/>
+        <w:ind w:left="2028"/>
+        <w:rPr>
+          <w:b/>
+          <w:bCs/>
+        </w:rPr>
+      </w:pPr>
+    </w:p>
+    <w:p>
+      <w:pPr>
+        <w:pStyle w:val="ListParagraph"/>
+        <w:ind w:left="2028"/>
+        <w:rPr>
+          <w:b/>
+          <w:bCs/>
+        </w:rPr>
+      </w:pPr>
+    </w:p>
+    <w:p>
+      <w:pPr>
+        <w:pStyle w:val="ListParagraph"/>
+        <w:ind w:left="0"/>
+        <w:rPr>
+          <w:b/>
+          <w:bCs/>
+        </w:rPr>
+      </w:pPr>
+      <w:r>
+        <w:rPr>
+          <w:b/>
+          <w:bCs/>
+        </w:rPr>
+        <w:drawing>
+          <wp:inline distT="0" distB="0" distL="0" distR="0" wp14:anchorId="5C306B0C" wp14:editId="488785B9">
+            <wp:extent cx="4397121" cy="1844200"/>
+            <wp:effectExtent l="0" t="0" r="3810" b="3810"/>
+            <wp:docPr id="1651810481" name="Picture 1"/>
+            <wp:cNvGraphicFramePr>
+              <a:graphicFrameLocks xmlns:a="http://schemas.openxmlformats.org/drawingml/2006/main" noChangeAspect="1"/>
+            </wp:cNvGraphicFramePr>
+            <a:graphic xmlns:a="http://schemas.openxmlformats.org/drawingml/2006/main">
+              <a:graphicData uri="http://schemas.openxmlformats.org/drawingml/2006/picture">
+                <pic:pic xmlns:pic="http://schemas.openxmlformats.org/drawingml/2006/picture">
+                  <pic:nvPicPr>
+                    <pic:cNvPr id="1651810481" name=""/>
+                    <pic:cNvPicPr/>
+                  </pic:nvPicPr>
+                  <pic:blipFill>
+                    <a:blip r:embed="rId11"/>
+                    <a:stretch>
+                      <a:fillRect/>
+                    </a:stretch>
+                  </pic:blipFill>
+                  <pic:spPr>
+                    <a:xfrm>
+                      <a:off x="0" y="0"/>
+                      <a:ext cx="4397121" cy="1844200"/>
+                    </a:xfrm>
+                    <a:prstGeom prst="rect">
+                      <a:avLst/>
+                    </a:prstGeom>
+                  </pic:spPr>
+                </pic:pic>
+              </a:graphicData>
+            </a:graphic>
+          </wp:inline>
+        </w:drawing>
+      </w:r>
+    </w:p>
+    <w:p>
+      <w:pPr>
+        <w:pStyle w:val="ListParagraph"/>
+        <w:ind w:left="0"/>
+        <w:rPr>
+          <w:b/>
+          <w:bCs/>
+        </w:rPr>
+      </w:pPr>
+    </w:p>
+    <w:p>
+      <w:pPr>
+        <w:pStyle w:val="ListParagraph"/>
+        <w:ind w:left="0"/>
+        <w:rPr>
+          <w:b/>
+          <w:bCs/>
+        </w:rPr>
+      </w:pPr>
+    </w:p>
+    <w:p>
+      <w:pPr>
+        <w:pStyle w:val="ListParagraph"/>
+        <w:numPr>
+          <w:ilvl w:val="0"/>
+          <w:numId w:val="8"/>
+        </w:numPr>
+        <w:rPr>
+          <w:b/>
+          <w:bCs/>
+        </w:rPr>
+      </w:pPr>
+      <w:r>
+        <w:rPr>
+          <w:b/>
+          <w:bCs/>
+          <w:sz w:val="28"/>
+          <w:szCs w:val="28"/>
+        </w:rPr>
+        <w:t>Design a Music app</w:t>
+      </w:r>
+    </w:p>
+    <w:p>
+      <w:pPr>
+        <w:pStyle w:val="ListParagraph"/>
+      </w:pPr>
+      <w:r>
+        <w:t>Entities:</w:t>
+      </w:r>
+    </w:p>
+    <w:p>
+      <w:pPr>
+        <w:pStyle w:val="ListParagraph"/>
+      </w:pPr>
+      <w:r>
+        <w:t xml:space="preserve">                   </w:t>
+      </w:r>
+      <w:r>
+        <w:t xml:space="preserve">User </w:t>
+      </w:r>
+    </w:p>
+    <w:p>
+      <w:pPr>
+        <w:pStyle w:val="ListParagraph"/>
+      </w:pPr>
+      <w:r>
+        <w:t xml:space="preserve">                   </w:t>
+      </w:r>
+      <w:r>
+        <w:t xml:space="preserve">Playlist </w:t>
+      </w:r>
+    </w:p>
+    <w:p>
+      <w:pPr>
+        <w:pStyle w:val="ListParagraph"/>
+      </w:pPr>
+      <w:r>
+        <w:t xml:space="preserve">                   </w:t>
+      </w:r>
+      <w:r>
+        <w:t>Song</w:t>
+      </w:r>
+    </w:p>
+    <w:p>
+      <w:pPr>
+        <w:pStyle w:val="ListParagraph"/>
+      </w:pPr>
+    </w:p>
+    <w:p>
+      <w:pPr>
+        <w:pStyle w:val="ListParagraph"/>
+      </w:pPr>
+      <w:r>
+        <w:t>Relationships –</w:t>
+      </w:r>
+    </w:p>
+    <w:p>
+      <w:pPr>
+        <w:pStyle w:val="ListParagraph"/>
+      </w:pPr>
+      <w:r>
+        <w:t>User ---- Playlist</w:t>
+      </w:r>
+    </w:p>
+    <w:p>
+      <w:pPr>
+        <w:pStyle w:val="ListParagraph"/>
+      </w:pPr>
+      <w:r>
+        <w:t>Playlist ---- Song</w:t>
+      </w:r>
+    </w:p>
+    <w:p>
+      <w:pPr>
+        <w:pStyle w:val="ListParagraph"/>
+      </w:pPr>
+    </w:p>
+    <w:p>
+      <w:pPr>
+        <w:pStyle w:val="ListParagraph"/>
+      </w:pPr>
+      <w:r>
+        <w:t>Usually:</w:t>
+      </w:r>
+    </w:p>
+    <w:p>
+      <w:pPr>
+        <w:pStyle w:val="ListParagraph"/>
+      </w:pPr>
+      <w:r>
+        <w:t xml:space="preserve">Playlist HAS songs </w:t>
+      </w:r>
+    </w:p>
+    <w:p>
+      <w:pPr>
+        <w:pStyle w:val="ListParagraph"/>
+      </w:pPr>
+      <w:r>
+        <w:t xml:space="preserve">Songs exist independently </w:t>
+      </w:r>
+    </w:p>
+    <w:p>
+      <w:pPr>
+        <w:pStyle w:val="ListParagraph"/>
+      </w:pPr>
+      <w:r>
+        <w:t>So:</w:t>
+      </w:r>
+      <w:r>
+        <w:t xml:space="preserve"> Aggregation</w:t>
+      </w:r>
+    </w:p>
+    <w:p>
+      <w:pPr>
+        <w:pStyle w:val="ListParagraph"/>
+      </w:pPr>
+    </w:p>
+    <w:p>
+      <w:pPr>
+        <w:pStyle w:val="ListParagraph"/>
+      </w:pPr>
+    </w:p>
+    <w:p>
+      <w:pPr>
+        <w:pStyle w:val="ListParagraph"/>
+      </w:pPr>
+    </w:p>
+    <w:p>
+      <w:pPr>
+        <w:pStyle w:val="ListParagraph"/>
+      </w:pPr>
+    </w:p>
+    <w:p>
+      <w:pPr>
+        <w:pStyle w:val="ListParagraph"/>
+      </w:pPr>
+    </w:p>
+    <w:p>
+      <w:pPr>
+        <w:pStyle w:val="ListParagraph"/>
+      </w:pPr>
+    </w:p>
+    <w:p>
+      <w:pPr>
+        <w:pStyle w:val="ListParagraph"/>
+      </w:pPr>
+    </w:p>
+    <w:p>
+      <w:pPr>
+        <w:pStyle w:val="ListParagraph"/>
+      </w:pPr>
+    </w:p>
+    <w:p>
+      <w:pPr>
+        <w:pStyle w:val="ListParagraph"/>
+      </w:pPr>
+    </w:p>
+    <w:p>
+      <w:pPr>
+        <w:rPr>
+          <w:b/>
+          <w:bCs/>
+          <w:sz w:val="32"/>
+          <w:szCs w:val="32"/>
+        </w:rPr>
+      </w:pPr>
+      <w:r>
+        <w:rPr>
+          <w:b/>
+          <w:bCs/>
+          <w:sz w:val="32"/>
+          <w:szCs w:val="32"/>
+        </w:rPr>
+        <w:lastRenderedPageBreak/>
+        <w:t xml:space="preserve">                                            Parking lot System</w:t>
+      </w:r>
+    </w:p>
+    <w:p>
+      <w:pPr>
+        <w:pStyle w:val="ListParagraph"/>
+      </w:pPr>
+    </w:p>
+    <w:p>
+      <w:pPr>
+        <w:pStyle w:val="ListParagraph"/>
+        <w:rPr>
+          <w:b/>
+          <w:bCs/>
+        </w:rPr>
+      </w:pPr>
+    </w:p>
+    <w:p>
+      <w:r>
+        <w:t>Design a Parking Lot System.</w:t>
+      </w:r>
+    </w:p>
+    <w:p>
+      <w:r>
+        <w:t>Requirements:</w:t>
+      </w:r>
+    </w:p>
+    <w:p>
+      <w:pPr>
+        <w:pStyle w:val="ListParagraph"/>
+        <w:numPr>
+          <w:ilvl w:val="0"/>
+          <w:numId w:val="11"/>
+        </w:numPr>
+      </w:pPr>
+      <w:r>
+        <w:t xml:space="preserve">Multiple floors </w:t>
+      </w:r>
+    </w:p>
+    <w:p>
+      <w:pPr>
+        <w:pStyle w:val="ListParagraph"/>
+        <w:numPr>
+          <w:ilvl w:val="0"/>
+          <w:numId w:val="11"/>
+        </w:numPr>
+      </w:pPr>
+      <w:r>
+        <w:t xml:space="preserve">Multiple parking spots </w:t>
+      </w:r>
+    </w:p>
+    <w:p>
+      <w:pPr>
+        <w:pStyle w:val="ListParagraph"/>
+        <w:numPr>
+          <w:ilvl w:val="0"/>
+          <w:numId w:val="11"/>
+        </w:numPr>
+      </w:pPr>
+      <w:r>
+        <w:t xml:space="preserve">Different vehicle types </w:t>
+      </w:r>
+    </w:p>
+    <w:p>
+      <w:pPr>
+        <w:pStyle w:val="ListParagraph"/>
+        <w:numPr>
+          <w:ilvl w:val="1"/>
+          <w:numId w:val="11"/>
+        </w:numPr>
+      </w:pPr>
+      <w:r>
+        <w:t xml:space="preserve">Car </w:t>
+      </w:r>
+    </w:p>
+    <w:p>
+      <w:pPr>
+        <w:pStyle w:val="ListParagraph"/>
+        <w:numPr>
+          <w:ilvl w:val="1"/>
+          <w:numId w:val="11"/>
+        </w:numPr>
+      </w:pPr>
+      <w:r>
+        <w:t xml:space="preserve">Bike </w:t>
+      </w:r>
+    </w:p>
+    <w:p>
+      <w:pPr>
+        <w:pStyle w:val="ListParagraph"/>
+        <w:numPr>
+          <w:ilvl w:val="1"/>
+          <w:numId w:val="11"/>
+        </w:numPr>
+      </w:pPr>
+      <w:r>
+        <w:t xml:space="preserve">Truck </w:t>
+      </w:r>
+    </w:p>
+    <w:p>
+      <w:pPr>
+        <w:pStyle w:val="ListParagraph"/>
+        <w:numPr>
+          <w:ilvl w:val="0"/>
+          <w:numId w:val="11"/>
+        </w:numPr>
+      </w:pPr>
+      <w:r>
+        <w:t xml:space="preserve">Entry ticket generation </w:t>
+      </w:r>
+    </w:p>
+    <w:p>
+      <w:pPr>
+        <w:pStyle w:val="ListParagraph"/>
+        <w:numPr>
+          <w:ilvl w:val="0"/>
+          <w:numId w:val="11"/>
+        </w:numPr>
+      </w:pPr>
+      <w:r>
+        <w:t xml:space="preserve">Parking fee calculation </w:t>
+      </w:r>
+    </w:p>
+    <w:p>
+      <w:pPr>
+        <w:pStyle w:val="ListParagraph"/>
+        <w:numPr>
+          <w:ilvl w:val="0"/>
+          <w:numId w:val="11"/>
+        </w:numPr>
+      </w:pPr>
+      <w:r>
+        <w:t>Park / unpark vehicle</w:t>
+      </w:r>
+    </w:p>
+    <w:p/>
+    <w:p>
+      <w:r>
+        <w:t>Identify entities-</w:t>
+      </w:r>
+    </w:p>
+    <w:p>
+      <w:r>
+        <w:t>Vehicle</w:t>
+      </w:r>
+    </w:p>
+    <w:p>
+      <w:r>
+        <w:t>ParkingSpot</w:t>
+      </w:r>
+    </w:p>
+    <w:p>
+      <w:r>
+        <w:t>ParkingFloor</w:t>
+      </w:r>
+    </w:p>
+    <w:p>
+      <w:r>
+        <w:t>ParkingLot</w:t>
+      </w:r>
+    </w:p>
+    <w:p>
+      <w:r>
+        <w:t>Ticket</w:t>
+      </w:r>
+    </w:p>
+    <w:p>
+      <w:r>
+        <w:t>Payment</w:t>
+      </w:r>
+    </w:p>
+    <w:p/>
+    <w:p>
+      <w:r>
+        <w:t>Relationships –</w:t>
+      </w:r>
+    </w:p>
+    <w:p>
+      <w:r>
+        <w:t>ParkingLot has floors -  composition</w:t>
+      </w:r>
+    </w:p>
+    <w:p>
+      <w:r>
+        <w:t>ParkingFloor has spots - composition</w:t>
+      </w:r>
+    </w:p>
+    <w:p>
+      <w:r>
+        <w:t>Veichle uses spot (temporary) - association</w:t>
+      </w:r>
+    </w:p>
+    <w:p/>
+    <w:p/>
+    <w:p/>
+    <w:p/>
+    <w:p/>
     <w:sectPr>
       <w:pgSz w:w="11906" w:h="16838"/>
       <w:pgMar w:top="1440" w:right="1440" w:bottom="1440" w:left="1440" w:header="708" w:footer="708" w:gutter="0"/>
@@ -640,6 +1799,155 @@
 <file path=word/numbering.xml><?xml version="1.0" encoding="utf-8"?>
 <w:numbering xmlns:wpc="http://schemas.microsoft.com/office/word/2010/wordprocessingCanvas" xmlns:cx="http://schemas.microsoft.com/office/drawing/2014/chartex" xmlns:cx1="http://schemas.microsoft.com/office/drawing/2015/9/8/chartex" xmlns:cx2="http://schemas.microsoft.com/office/drawing/2015/10/21/chartex" xmlns:cx3="http://schemas.microsoft.com/office/drawing/2016/5/9/chartex" xmlns:cx4="http://schemas.microsoft.com/office/drawing/2016/5/10/chartex" xmlns:cx5="http://schemas.microsoft.com/office/drawing/2016/5/11/chartex" xmlns:cx6="http://schemas.microsoft.com/office/drawing/2016/5/12/chartex" xmlns:cx7="http://schemas.microsoft.com/office/drawing/2016/5/13/chartex" xmlns:cx8="http://schemas.microsoft.com/office/drawing/2016/5/14/chartex" xmlns:mc="http://schemas.openxmlformats.org/markup-compatibility/2006" xmlns:aink="http://schemas.microsoft.com/office/drawing/2016/ink" xmlns:am3d="http://schemas.microsoft.com/office/drawing/2017/model3d" xmlns:o="urn:schemas-microsoft-com:office:office" xmlns:oel="http://schemas.microsoft.com/office/2019/extlst" xmlns:r="http://schemas.openxmlformats.org/officeDocument/2006/relationships" xmlns:m="http://schemas.openxmlformats.org/officeDocument/2006/math" xmlns:v="urn:schemas-microsoft-com:vml" xmlns:wp14="http://schemas.microsoft.com/office/word/2010/wordprocessingDrawing" xmlns:wp="http://schemas.openxmlformats.org/drawingml/2006/wordprocessingDrawing" xmlns:w10="urn:schemas-microsoft-com:office:word" xmlns:w="http://schemas.openxmlformats.org/wordprocessingml/2006/main" xmlns:w14="http://schemas.microsoft.com/office/word/2010/wordml" xmlns:w15="http://schemas.microsoft.com/office/word/2012/wordml" xmlns:w16cex="http://schemas.microsoft.com/office/word/2018/wordml/cex" xmlns:w16cid="http://schemas.microsoft.com/office/word/2016/wordml/cid" xmlns:w16="http://schemas.microsoft.com/office/word/2018/wordml" xmlns:w16du="http://schemas.microsoft.com/office/word/2023/wordml/word16du" xmlns:w16sdtdh="http://schemas.microsoft.com/office/word/2020/wordml/sdtdatahash" xmlns:w16sdtfl="http://schemas.microsoft.com/office/word/2024/wordml/sdtformatlock" xmlns:w16se="http://schemas.microsoft.com/office/word/2015/wordml/symex" xmlns:wpg="http://schemas.microsoft.com/office/word/2010/wordprocessingGroup" xmlns:wpi="http://schemas.microsoft.com/office/word/2010/wordprocessingInk" xmlns:wne="http://schemas.microsoft.com/office/word/2006/wordml" xmlns:wps="http://schemas.microsoft.com/office/word/2010/wordprocessingShape" mc:Ignorable="w14 w15 w16se w16cid w16 w16cex w16sdtdh w16sdtfl w16du wp14">
   <w:abstractNum w:abstractNumId="0" w15:restartNumberingAfterBreak="0">
+    <w:nsid w:val="0C40258F"/>
+    <w:multiLevelType w:val="multilevel"/>
+    <w:tmpl w:val="41189FCA"/>
+    <w:lvl w:ilvl="0">
+      <w:start w:val="1"/>
+      <w:numFmt w:val="bullet"/>
+      <w:lvlText w:val=""/>
+      <w:lvlJc w:val="left"/>
+      <w:pPr>
+        <w:tabs>
+          <w:tab w:val="num" w:pos="720"/>
+        </w:tabs>
+        <w:ind w:left="720" w:hanging="360"/>
+      </w:pPr>
+      <w:rPr>
+        <w:rFonts w:ascii="Symbol" w:hAnsi="Symbol" w:hint="default"/>
+        <w:sz w:val="20"/>
+      </w:rPr>
+    </w:lvl>
+    <w:lvl w:ilvl="1" w:tentative="1">
+      <w:start w:val="1"/>
+      <w:numFmt w:val="bullet"/>
+      <w:lvlText w:val="o"/>
+      <w:lvlJc w:val="left"/>
+      <w:pPr>
+        <w:tabs>
+          <w:tab w:val="num" w:pos="1440"/>
+        </w:tabs>
+        <w:ind w:left="1440" w:hanging="360"/>
+      </w:pPr>
+      <w:rPr>
+        <w:rFonts w:ascii="Courier New" w:hAnsi="Courier New" w:hint="default"/>
+        <w:sz w:val="20"/>
+      </w:rPr>
+    </w:lvl>
+    <w:lvl w:ilvl="2" w:tentative="1">
+      <w:start w:val="1"/>
+      <w:numFmt w:val="bullet"/>
+      <w:lvlText w:val=""/>
+      <w:lvlJc w:val="left"/>
+      <w:pPr>
+        <w:tabs>
+          <w:tab w:val="num" w:pos="2160"/>
+        </w:tabs>
+        <w:ind w:left="2160" w:hanging="360"/>
+      </w:pPr>
+      <w:rPr>
+        <w:rFonts w:ascii="Wingdings" w:hAnsi="Wingdings" w:hint="default"/>
+        <w:sz w:val="20"/>
+      </w:rPr>
+    </w:lvl>
+    <w:lvl w:ilvl="3" w:tentative="1">
+      <w:start w:val="1"/>
+      <w:numFmt w:val="bullet"/>
+      <w:lvlText w:val=""/>
+      <w:lvlJc w:val="left"/>
+      <w:pPr>
+        <w:tabs>
+          <w:tab w:val="num" w:pos="2880"/>
+        </w:tabs>
+        <w:ind w:left="2880" w:hanging="360"/>
+      </w:pPr>
+      <w:rPr>
+        <w:rFonts w:ascii="Wingdings" w:hAnsi="Wingdings" w:hint="default"/>
+        <w:sz w:val="20"/>
+      </w:rPr>
+    </w:lvl>
+    <w:lvl w:ilvl="4" w:tentative="1">
+      <w:start w:val="1"/>
+      <w:numFmt w:val="bullet"/>
+      <w:lvlText w:val=""/>
+      <w:lvlJc w:val="left"/>
+      <w:pPr>
+        <w:tabs>
+          <w:tab w:val="num" w:pos="3600"/>
+        </w:tabs>
+        <w:ind w:left="3600" w:hanging="360"/>
+      </w:pPr>
+      <w:rPr>
+        <w:rFonts w:ascii="Wingdings" w:hAnsi="Wingdings" w:hint="default"/>
+        <w:sz w:val="20"/>
+      </w:rPr>
+    </w:lvl>
+    <w:lvl w:ilvl="5" w:tentative="1">
+      <w:start w:val="1"/>
+      <w:numFmt w:val="bullet"/>
+      <w:lvlText w:val=""/>
+      <w:lvlJc w:val="left"/>
+      <w:pPr>
+        <w:tabs>
+          <w:tab w:val="num" w:pos="4320"/>
+        </w:tabs>
+        <w:ind w:left="4320" w:hanging="360"/>
+      </w:pPr>
+      <w:rPr>
+        <w:rFonts w:ascii="Wingdings" w:hAnsi="Wingdings" w:hint="default"/>
+        <w:sz w:val="20"/>
+      </w:rPr>
+    </w:lvl>
+    <w:lvl w:ilvl="6" w:tentative="1">
+      <w:start w:val="1"/>
+      <w:numFmt w:val="bullet"/>
+      <w:lvlText w:val=""/>
+      <w:lvlJc w:val="left"/>
+      <w:pPr>
+        <w:tabs>
+          <w:tab w:val="num" w:pos="5040"/>
+        </w:tabs>
+        <w:ind w:left="5040" w:hanging="360"/>
+      </w:pPr>
+      <w:rPr>
+        <w:rFonts w:ascii="Wingdings" w:hAnsi="Wingdings" w:hint="default"/>
+        <w:sz w:val="20"/>
+      </w:rPr>
+    </w:lvl>
+    <w:lvl w:ilvl="7" w:tentative="1">
+      <w:start w:val="1"/>
+      <w:numFmt w:val="bullet"/>
+      <w:lvlText w:val=""/>
+      <w:lvlJc w:val="left"/>
+      <w:pPr>
+        <w:tabs>
+          <w:tab w:val="num" w:pos="5760"/>
+        </w:tabs>
+        <w:ind w:left="5760" w:hanging="360"/>
+      </w:pPr>
+      <w:rPr>
+        <w:rFonts w:ascii="Wingdings" w:hAnsi="Wingdings" w:hint="default"/>
+        <w:sz w:val="20"/>
+      </w:rPr>
+    </w:lvl>
+    <w:lvl w:ilvl="8" w:tentative="1">
+      <w:start w:val="1"/>
+      <w:numFmt w:val="bullet"/>
+      <w:lvlText w:val=""/>
+      <w:lvlJc w:val="left"/>
+      <w:pPr>
+        <w:tabs>
+          <w:tab w:val="num" w:pos="6480"/>
+        </w:tabs>
+        <w:ind w:left="6480" w:hanging="360"/>
+      </w:pPr>
+      <w:rPr>
+        <w:rFonts w:ascii="Wingdings" w:hAnsi="Wingdings" w:hint="default"/>
+        <w:sz w:val="20"/>
+      </w:rPr>
+    </w:lvl>
+  </w:abstractNum>
+  <w:abstractNum w:abstractNumId="1" w15:restartNumberingAfterBreak="0">
     <w:nsid w:val="0FA139A9"/>
     <w:multiLevelType w:val="multilevel"/>
     <w:tmpl w:val="8278D452"/>
@@ -788,7 +2096,805 @@
       </w:rPr>
     </w:lvl>
   </w:abstractNum>
-  <w:abstractNum w:abstractNumId="1" w15:restartNumberingAfterBreak="0">
+  <w:abstractNum w:abstractNumId="2" w15:restartNumberingAfterBreak="0">
+    <w:nsid w:val="33853B0E"/>
+    <w:multiLevelType w:val="hybridMultilevel"/>
+    <w:tmpl w:val="9190E04E"/>
+    <w:lvl w:ilvl="0" w:tplc="40090001">
+      <w:start w:val="1"/>
+      <w:numFmt w:val="bullet"/>
+      <w:lvlText w:val=""/>
+      <w:lvlJc w:val="left"/>
+      <w:pPr>
+        <w:ind w:left="720" w:hanging="360"/>
+      </w:pPr>
+      <w:rPr>
+        <w:rFonts w:ascii="Symbol" w:hAnsi="Symbol" w:hint="default"/>
+      </w:rPr>
+    </w:lvl>
+    <w:lvl w:ilvl="1" w:tplc="40090003" w:tentative="1">
+      <w:start w:val="1"/>
+      <w:numFmt w:val="bullet"/>
+      <w:lvlText w:val="o"/>
+      <w:lvlJc w:val="left"/>
+      <w:pPr>
+        <w:ind w:left="1440" w:hanging="360"/>
+      </w:pPr>
+      <w:rPr>
+        <w:rFonts w:ascii="Courier New" w:hAnsi="Courier New" w:cs="Courier New" w:hint="default"/>
+      </w:rPr>
+    </w:lvl>
+    <w:lvl w:ilvl="2" w:tplc="40090005" w:tentative="1">
+      <w:start w:val="1"/>
+      <w:numFmt w:val="bullet"/>
+      <w:lvlText w:val=""/>
+      <w:lvlJc w:val="left"/>
+      <w:pPr>
+        <w:ind w:left="2160" w:hanging="360"/>
+      </w:pPr>
+      <w:rPr>
+        <w:rFonts w:ascii="Wingdings" w:hAnsi="Wingdings" w:hint="default"/>
+      </w:rPr>
+    </w:lvl>
+    <w:lvl w:ilvl="3" w:tplc="40090001" w:tentative="1">
+      <w:start w:val="1"/>
+      <w:numFmt w:val="bullet"/>
+      <w:lvlText w:val=""/>
+      <w:lvlJc w:val="left"/>
+      <w:pPr>
+        <w:ind w:left="2880" w:hanging="360"/>
+      </w:pPr>
+      <w:rPr>
+        <w:rFonts w:ascii="Symbol" w:hAnsi="Symbol" w:hint="default"/>
+      </w:rPr>
+    </w:lvl>
+    <w:lvl w:ilvl="4" w:tplc="40090003" w:tentative="1">
+      <w:start w:val="1"/>
+      <w:numFmt w:val="bullet"/>
+      <w:lvlText w:val="o"/>
+      <w:lvlJc w:val="left"/>
+      <w:pPr>
+        <w:ind w:left="3600" w:hanging="360"/>
+      </w:pPr>
+      <w:rPr>
+        <w:rFonts w:ascii="Courier New" w:hAnsi="Courier New" w:cs="Courier New" w:hint="default"/>
+      </w:rPr>
+    </w:lvl>
+    <w:lvl w:ilvl="5" w:tplc="40090005" w:tentative="1">
+      <w:start w:val="1"/>
+      <w:numFmt w:val="bullet"/>
+      <w:lvlText w:val=""/>
+      <w:lvlJc w:val="left"/>
+      <w:pPr>
+        <w:ind w:left="4320" w:hanging="360"/>
+      </w:pPr>
+      <w:rPr>
+        <w:rFonts w:ascii="Wingdings" w:hAnsi="Wingdings" w:hint="default"/>
+      </w:rPr>
+    </w:lvl>
+    <w:lvl w:ilvl="6" w:tplc="40090001" w:tentative="1">
+      <w:start w:val="1"/>
+      <w:numFmt w:val="bullet"/>
+      <w:lvlText w:val=""/>
+      <w:lvlJc w:val="left"/>
+      <w:pPr>
+        <w:ind w:left="5040" w:hanging="360"/>
+      </w:pPr>
+      <w:rPr>
+        <w:rFonts w:ascii="Symbol" w:hAnsi="Symbol" w:hint="default"/>
+      </w:rPr>
+    </w:lvl>
+    <w:lvl w:ilvl="7" w:tplc="40090003" w:tentative="1">
+      <w:start w:val="1"/>
+      <w:numFmt w:val="bullet"/>
+      <w:lvlText w:val="o"/>
+      <w:lvlJc w:val="left"/>
+      <w:pPr>
+        <w:ind w:left="5760" w:hanging="360"/>
+      </w:pPr>
+      <w:rPr>
+        <w:rFonts w:ascii="Courier New" w:hAnsi="Courier New" w:cs="Courier New" w:hint="default"/>
+      </w:rPr>
+    </w:lvl>
+    <w:lvl w:ilvl="8" w:tplc="40090005" w:tentative="1">
+      <w:start w:val="1"/>
+      <w:numFmt w:val="bullet"/>
+      <w:lvlText w:val=""/>
+      <w:lvlJc w:val="left"/>
+      <w:pPr>
+        <w:ind w:left="6480" w:hanging="360"/>
+      </w:pPr>
+      <w:rPr>
+        <w:rFonts w:ascii="Wingdings" w:hAnsi="Wingdings" w:hint="default"/>
+      </w:rPr>
+    </w:lvl>
+  </w:abstractNum>
+  <w:abstractNum w:abstractNumId="3" w15:restartNumberingAfterBreak="0">
+    <w:nsid w:val="3C472D93"/>
+    <w:multiLevelType w:val="multilevel"/>
+    <w:tmpl w:val="2D962142"/>
+    <w:lvl w:ilvl="0">
+      <w:start w:val="1"/>
+      <w:numFmt w:val="bullet"/>
+      <w:lvlText w:val=""/>
+      <w:lvlJc w:val="left"/>
+      <w:pPr>
+        <w:tabs>
+          <w:tab w:val="num" w:pos="720"/>
+        </w:tabs>
+        <w:ind w:left="720" w:hanging="360"/>
+      </w:pPr>
+      <w:rPr>
+        <w:rFonts w:ascii="Symbol" w:hAnsi="Symbol" w:hint="default"/>
+        <w:sz w:val="20"/>
+      </w:rPr>
+    </w:lvl>
+    <w:lvl w:ilvl="1" w:tentative="1">
+      <w:start w:val="1"/>
+      <w:numFmt w:val="bullet"/>
+      <w:lvlText w:val="o"/>
+      <w:lvlJc w:val="left"/>
+      <w:pPr>
+        <w:tabs>
+          <w:tab w:val="num" w:pos="1440"/>
+        </w:tabs>
+        <w:ind w:left="1440" w:hanging="360"/>
+      </w:pPr>
+      <w:rPr>
+        <w:rFonts w:ascii="Courier New" w:hAnsi="Courier New" w:hint="default"/>
+        <w:sz w:val="20"/>
+      </w:rPr>
+    </w:lvl>
+    <w:lvl w:ilvl="2" w:tentative="1">
+      <w:start w:val="1"/>
+      <w:numFmt w:val="bullet"/>
+      <w:lvlText w:val=""/>
+      <w:lvlJc w:val="left"/>
+      <w:pPr>
+        <w:tabs>
+          <w:tab w:val="num" w:pos="2160"/>
+        </w:tabs>
+        <w:ind w:left="2160" w:hanging="360"/>
+      </w:pPr>
+      <w:rPr>
+        <w:rFonts w:ascii="Wingdings" w:hAnsi="Wingdings" w:hint="default"/>
+        <w:sz w:val="20"/>
+      </w:rPr>
+    </w:lvl>
+    <w:lvl w:ilvl="3" w:tentative="1">
+      <w:start w:val="1"/>
+      <w:numFmt w:val="bullet"/>
+      <w:lvlText w:val=""/>
+      <w:lvlJc w:val="left"/>
+      <w:pPr>
+        <w:tabs>
+          <w:tab w:val="num" w:pos="2880"/>
+        </w:tabs>
+        <w:ind w:left="2880" w:hanging="360"/>
+      </w:pPr>
+      <w:rPr>
+        <w:rFonts w:ascii="Wingdings" w:hAnsi="Wingdings" w:hint="default"/>
+        <w:sz w:val="20"/>
+      </w:rPr>
+    </w:lvl>
+    <w:lvl w:ilvl="4" w:tentative="1">
+      <w:start w:val="1"/>
+      <w:numFmt w:val="bullet"/>
+      <w:lvlText w:val=""/>
+      <w:lvlJc w:val="left"/>
+      <w:pPr>
+        <w:tabs>
+          <w:tab w:val="num" w:pos="3600"/>
+        </w:tabs>
+        <w:ind w:left="3600" w:hanging="360"/>
+      </w:pPr>
+      <w:rPr>
+        <w:rFonts w:ascii="Wingdings" w:hAnsi="Wingdings" w:hint="default"/>
+        <w:sz w:val="20"/>
+      </w:rPr>
+    </w:lvl>
+    <w:lvl w:ilvl="5" w:tentative="1">
+      <w:start w:val="1"/>
+      <w:numFmt w:val="bullet"/>
+      <w:lvlText w:val=""/>
+      <w:lvlJc w:val="left"/>
+      <w:pPr>
+        <w:tabs>
+          <w:tab w:val="num" w:pos="4320"/>
+        </w:tabs>
+        <w:ind w:left="4320" w:hanging="360"/>
+      </w:pPr>
+      <w:rPr>
+        <w:rFonts w:ascii="Wingdings" w:hAnsi="Wingdings" w:hint="default"/>
+        <w:sz w:val="20"/>
+      </w:rPr>
+    </w:lvl>
+    <w:lvl w:ilvl="6" w:tentative="1">
+      <w:start w:val="1"/>
+      <w:numFmt w:val="bullet"/>
+      <w:lvlText w:val=""/>
+      <w:lvlJc w:val="left"/>
+      <w:pPr>
+        <w:tabs>
+          <w:tab w:val="num" w:pos="5040"/>
+        </w:tabs>
+        <w:ind w:left="5040" w:hanging="360"/>
+      </w:pPr>
+      <w:rPr>
+        <w:rFonts w:ascii="Wingdings" w:hAnsi="Wingdings" w:hint="default"/>
+        <w:sz w:val="20"/>
+      </w:rPr>
+    </w:lvl>
+    <w:lvl w:ilvl="7" w:tentative="1">
+      <w:start w:val="1"/>
+      <w:numFmt w:val="bullet"/>
+      <w:lvlText w:val=""/>
+      <w:lvlJc w:val="left"/>
+      <w:pPr>
+        <w:tabs>
+          <w:tab w:val="num" w:pos="5760"/>
+        </w:tabs>
+        <w:ind w:left="5760" w:hanging="360"/>
+      </w:pPr>
+      <w:rPr>
+        <w:rFonts w:ascii="Wingdings" w:hAnsi="Wingdings" w:hint="default"/>
+        <w:sz w:val="20"/>
+      </w:rPr>
+    </w:lvl>
+    <w:lvl w:ilvl="8" w:tentative="1">
+      <w:start w:val="1"/>
+      <w:numFmt w:val="bullet"/>
+      <w:lvlText w:val=""/>
+      <w:lvlJc w:val="left"/>
+      <w:pPr>
+        <w:tabs>
+          <w:tab w:val="num" w:pos="6480"/>
+        </w:tabs>
+        <w:ind w:left="6480" w:hanging="360"/>
+      </w:pPr>
+      <w:rPr>
+        <w:rFonts w:ascii="Wingdings" w:hAnsi="Wingdings" w:hint="default"/>
+        <w:sz w:val="20"/>
+      </w:rPr>
+    </w:lvl>
+  </w:abstractNum>
+  <w:abstractNum w:abstractNumId="4" w15:restartNumberingAfterBreak="0">
+    <w:nsid w:val="543F3E2C"/>
+    <w:multiLevelType w:val="multilevel"/>
+    <w:tmpl w:val="A1EA2FF8"/>
+    <w:lvl w:ilvl="0">
+      <w:start w:val="1"/>
+      <w:numFmt w:val="bullet"/>
+      <w:lvlText w:val=""/>
+      <w:lvlJc w:val="left"/>
+      <w:pPr>
+        <w:tabs>
+          <w:tab w:val="num" w:pos="720"/>
+        </w:tabs>
+        <w:ind w:left="720" w:hanging="360"/>
+      </w:pPr>
+      <w:rPr>
+        <w:rFonts w:ascii="Symbol" w:hAnsi="Symbol" w:hint="default"/>
+        <w:sz w:val="20"/>
+      </w:rPr>
+    </w:lvl>
+    <w:lvl w:ilvl="1" w:tentative="1">
+      <w:start w:val="1"/>
+      <w:numFmt w:val="bullet"/>
+      <w:lvlText w:val="o"/>
+      <w:lvlJc w:val="left"/>
+      <w:pPr>
+        <w:tabs>
+          <w:tab w:val="num" w:pos="1440"/>
+        </w:tabs>
+        <w:ind w:left="1440" w:hanging="360"/>
+      </w:pPr>
+      <w:rPr>
+        <w:rFonts w:ascii="Courier New" w:hAnsi="Courier New" w:hint="default"/>
+        <w:sz w:val="20"/>
+      </w:rPr>
+    </w:lvl>
+    <w:lvl w:ilvl="2" w:tentative="1">
+      <w:start w:val="1"/>
+      <w:numFmt w:val="bullet"/>
+      <w:lvlText w:val=""/>
+      <w:lvlJc w:val="left"/>
+      <w:pPr>
+        <w:tabs>
+          <w:tab w:val="num" w:pos="2160"/>
+        </w:tabs>
+        <w:ind w:left="2160" w:hanging="360"/>
+      </w:pPr>
+      <w:rPr>
+        <w:rFonts w:ascii="Wingdings" w:hAnsi="Wingdings" w:hint="default"/>
+        <w:sz w:val="20"/>
+      </w:rPr>
+    </w:lvl>
+    <w:lvl w:ilvl="3" w:tentative="1">
+      <w:start w:val="1"/>
+      <w:numFmt w:val="bullet"/>
+      <w:lvlText w:val=""/>
+      <w:lvlJc w:val="left"/>
+      <w:pPr>
+        <w:tabs>
+          <w:tab w:val="num" w:pos="2880"/>
+        </w:tabs>
+        <w:ind w:left="2880" w:hanging="360"/>
+      </w:pPr>
+      <w:rPr>
+        <w:rFonts w:ascii="Wingdings" w:hAnsi="Wingdings" w:hint="default"/>
+        <w:sz w:val="20"/>
+      </w:rPr>
+    </w:lvl>
+    <w:lvl w:ilvl="4" w:tentative="1">
+      <w:start w:val="1"/>
+      <w:numFmt w:val="bullet"/>
+      <w:lvlText w:val=""/>
+      <w:lvlJc w:val="left"/>
+      <w:pPr>
+        <w:tabs>
+          <w:tab w:val="num" w:pos="3600"/>
+        </w:tabs>
+        <w:ind w:left="3600" w:hanging="360"/>
+      </w:pPr>
+      <w:rPr>
+        <w:rFonts w:ascii="Wingdings" w:hAnsi="Wingdings" w:hint="default"/>
+        <w:sz w:val="20"/>
+      </w:rPr>
+    </w:lvl>
+    <w:lvl w:ilvl="5" w:tentative="1">
+      <w:start w:val="1"/>
+      <w:numFmt w:val="bullet"/>
+      <w:lvlText w:val=""/>
+      <w:lvlJc w:val="left"/>
+      <w:pPr>
+        <w:tabs>
+          <w:tab w:val="num" w:pos="4320"/>
+        </w:tabs>
+        <w:ind w:left="4320" w:hanging="360"/>
+      </w:pPr>
+      <w:rPr>
+        <w:rFonts w:ascii="Wingdings" w:hAnsi="Wingdings" w:hint="default"/>
+        <w:sz w:val="20"/>
+      </w:rPr>
+    </w:lvl>
+    <w:lvl w:ilvl="6" w:tentative="1">
+      <w:start w:val="1"/>
+      <w:numFmt w:val="bullet"/>
+      <w:lvlText w:val=""/>
+      <w:lvlJc w:val="left"/>
+      <w:pPr>
+        <w:tabs>
+          <w:tab w:val="num" w:pos="5040"/>
+        </w:tabs>
+        <w:ind w:left="5040" w:hanging="360"/>
+      </w:pPr>
+      <w:rPr>
+        <w:rFonts w:ascii="Wingdings" w:hAnsi="Wingdings" w:hint="default"/>
+        <w:sz w:val="20"/>
+      </w:rPr>
+    </w:lvl>
+    <w:lvl w:ilvl="7" w:tentative="1">
+      <w:start w:val="1"/>
+      <w:numFmt w:val="bullet"/>
+      <w:lvlText w:val=""/>
+      <w:lvlJc w:val="left"/>
+      <w:pPr>
+        <w:tabs>
+          <w:tab w:val="num" w:pos="5760"/>
+        </w:tabs>
+        <w:ind w:left="5760" w:hanging="360"/>
+      </w:pPr>
+      <w:rPr>
+        <w:rFonts w:ascii="Wingdings" w:hAnsi="Wingdings" w:hint="default"/>
+        <w:sz w:val="20"/>
+      </w:rPr>
+    </w:lvl>
+    <w:lvl w:ilvl="8" w:tentative="1">
+      <w:start w:val="1"/>
+      <w:numFmt w:val="bullet"/>
+      <w:lvlText w:val=""/>
+      <w:lvlJc w:val="left"/>
+      <w:pPr>
+        <w:tabs>
+          <w:tab w:val="num" w:pos="6480"/>
+        </w:tabs>
+        <w:ind w:left="6480" w:hanging="360"/>
+      </w:pPr>
+      <w:rPr>
+        <w:rFonts w:ascii="Wingdings" w:hAnsi="Wingdings" w:hint="default"/>
+        <w:sz w:val="20"/>
+      </w:rPr>
+    </w:lvl>
+  </w:abstractNum>
+  <w:abstractNum w:abstractNumId="5" w15:restartNumberingAfterBreak="0">
+    <w:nsid w:val="5A7C193D"/>
+    <w:multiLevelType w:val="hybridMultilevel"/>
+    <w:tmpl w:val="04AEE682"/>
+    <w:lvl w:ilvl="0" w:tplc="100635FA">
+      <w:start w:val="1"/>
+      <w:numFmt w:val="decimal"/>
+      <w:lvlText w:val="%1"/>
+      <w:lvlJc w:val="left"/>
+      <w:pPr>
+        <w:ind w:left="2028" w:hanging="1788"/>
+      </w:pPr>
+      <w:rPr>
+        <w:rFonts w:hint="default"/>
+      </w:rPr>
+    </w:lvl>
+    <w:lvl w:ilvl="1" w:tplc="40090019" w:tentative="1">
+      <w:start w:val="1"/>
+      <w:numFmt w:val="lowerLetter"/>
+      <w:lvlText w:val="%2."/>
+      <w:lvlJc w:val="left"/>
+      <w:pPr>
+        <w:ind w:left="1320" w:hanging="360"/>
+      </w:pPr>
+    </w:lvl>
+    <w:lvl w:ilvl="2" w:tplc="4009001B" w:tentative="1">
+      <w:start w:val="1"/>
+      <w:numFmt w:val="lowerRoman"/>
+      <w:lvlText w:val="%3."/>
+      <w:lvlJc w:val="right"/>
+      <w:pPr>
+        <w:ind w:left="2040" w:hanging="180"/>
+      </w:pPr>
+    </w:lvl>
+    <w:lvl w:ilvl="3" w:tplc="4009000F" w:tentative="1">
+      <w:start w:val="1"/>
+      <w:numFmt w:val="decimal"/>
+      <w:lvlText w:val="%4."/>
+      <w:lvlJc w:val="left"/>
+      <w:pPr>
+        <w:ind w:left="2760" w:hanging="360"/>
+      </w:pPr>
+    </w:lvl>
+    <w:lvl w:ilvl="4" w:tplc="40090019" w:tentative="1">
+      <w:start w:val="1"/>
+      <w:numFmt w:val="lowerLetter"/>
+      <w:lvlText w:val="%5."/>
+      <w:lvlJc w:val="left"/>
+      <w:pPr>
+        <w:ind w:left="3480" w:hanging="360"/>
+      </w:pPr>
+    </w:lvl>
+    <w:lvl w:ilvl="5" w:tplc="4009001B" w:tentative="1">
+      <w:start w:val="1"/>
+      <w:numFmt w:val="lowerRoman"/>
+      <w:lvlText w:val="%6."/>
+      <w:lvlJc w:val="right"/>
+      <w:pPr>
+        <w:ind w:left="4200" w:hanging="180"/>
+      </w:pPr>
+    </w:lvl>
+    <w:lvl w:ilvl="6" w:tplc="4009000F" w:tentative="1">
+      <w:start w:val="1"/>
+      <w:numFmt w:val="decimal"/>
+      <w:lvlText w:val="%7."/>
+      <w:lvlJc w:val="left"/>
+      <w:pPr>
+        <w:ind w:left="4920" w:hanging="360"/>
+      </w:pPr>
+    </w:lvl>
+    <w:lvl w:ilvl="7" w:tplc="40090019" w:tentative="1">
+      <w:start w:val="1"/>
+      <w:numFmt w:val="lowerLetter"/>
+      <w:lvlText w:val="%8."/>
+      <w:lvlJc w:val="left"/>
+      <w:pPr>
+        <w:ind w:left="5640" w:hanging="360"/>
+      </w:pPr>
+    </w:lvl>
+    <w:lvl w:ilvl="8" w:tplc="4009001B" w:tentative="1">
+      <w:start w:val="1"/>
+      <w:numFmt w:val="lowerRoman"/>
+      <w:lvlText w:val="%9."/>
+      <w:lvlJc w:val="right"/>
+      <w:pPr>
+        <w:ind w:left="6360" w:hanging="180"/>
+      </w:pPr>
+    </w:lvl>
+  </w:abstractNum>
+  <w:abstractNum w:abstractNumId="6" w15:restartNumberingAfterBreak="0">
+    <w:nsid w:val="5EF51FC0"/>
+    <w:multiLevelType w:val="multilevel"/>
+    <w:tmpl w:val="5EA8CE8A"/>
+    <w:lvl w:ilvl="0">
+      <w:start w:val="1"/>
+      <w:numFmt w:val="bullet"/>
+      <w:lvlText w:val=""/>
+      <w:lvlJc w:val="left"/>
+      <w:pPr>
+        <w:tabs>
+          <w:tab w:val="num" w:pos="720"/>
+        </w:tabs>
+        <w:ind w:left="720" w:hanging="360"/>
+      </w:pPr>
+      <w:rPr>
+        <w:rFonts w:ascii="Symbol" w:hAnsi="Symbol" w:hint="default"/>
+        <w:sz w:val="20"/>
+      </w:rPr>
+    </w:lvl>
+    <w:lvl w:ilvl="1">
+      <w:start w:val="1"/>
+      <w:numFmt w:val="bullet"/>
+      <w:lvlText w:val="o"/>
+      <w:lvlJc w:val="left"/>
+      <w:pPr>
+        <w:tabs>
+          <w:tab w:val="num" w:pos="1440"/>
+        </w:tabs>
+        <w:ind w:left="1440" w:hanging="360"/>
+      </w:pPr>
+      <w:rPr>
+        <w:rFonts w:ascii="Courier New" w:hAnsi="Courier New" w:hint="default"/>
+        <w:sz w:val="20"/>
+      </w:rPr>
+    </w:lvl>
+    <w:lvl w:ilvl="2" w:tentative="1">
+      <w:start w:val="1"/>
+      <w:numFmt w:val="bullet"/>
+      <w:lvlText w:val=""/>
+      <w:lvlJc w:val="left"/>
+      <w:pPr>
+        <w:tabs>
+          <w:tab w:val="num" w:pos="2160"/>
+        </w:tabs>
+        <w:ind w:left="2160" w:hanging="360"/>
+      </w:pPr>
+      <w:rPr>
+        <w:rFonts w:ascii="Wingdings" w:hAnsi="Wingdings" w:hint="default"/>
+        <w:sz w:val="20"/>
+      </w:rPr>
+    </w:lvl>
+    <w:lvl w:ilvl="3" w:tentative="1">
+      <w:start w:val="1"/>
+      <w:numFmt w:val="bullet"/>
+      <w:lvlText w:val=""/>
+      <w:lvlJc w:val="left"/>
+      <w:pPr>
+        <w:tabs>
+          <w:tab w:val="num" w:pos="2880"/>
+        </w:tabs>
+        <w:ind w:left="2880" w:hanging="360"/>
+      </w:pPr>
+      <w:rPr>
+        <w:rFonts w:ascii="Wingdings" w:hAnsi="Wingdings" w:hint="default"/>
+        <w:sz w:val="20"/>
+      </w:rPr>
+    </w:lvl>
+    <w:lvl w:ilvl="4" w:tentative="1">
+      <w:start w:val="1"/>
+      <w:numFmt w:val="bullet"/>
+      <w:lvlText w:val=""/>
+      <w:lvlJc w:val="left"/>
+      <w:pPr>
+        <w:tabs>
+          <w:tab w:val="num" w:pos="3600"/>
+        </w:tabs>
+        <w:ind w:left="3600" w:hanging="360"/>
+      </w:pPr>
+      <w:rPr>
+        <w:rFonts w:ascii="Wingdings" w:hAnsi="Wingdings" w:hint="default"/>
+        <w:sz w:val="20"/>
+      </w:rPr>
+    </w:lvl>
+    <w:lvl w:ilvl="5" w:tentative="1">
+      <w:start w:val="1"/>
+      <w:numFmt w:val="bullet"/>
+      <w:lvlText w:val=""/>
+      <w:lvlJc w:val="left"/>
+      <w:pPr>
+        <w:tabs>
+          <w:tab w:val="num" w:pos="4320"/>
+        </w:tabs>
+        <w:ind w:left="4320" w:hanging="360"/>
+      </w:pPr>
+      <w:rPr>
+        <w:rFonts w:ascii="Wingdings" w:hAnsi="Wingdings" w:hint="default"/>
+        <w:sz w:val="20"/>
+      </w:rPr>
+    </w:lvl>
+    <w:lvl w:ilvl="6" w:tentative="1">
+      <w:start w:val="1"/>
+      <w:numFmt w:val="bullet"/>
+      <w:lvlText w:val=""/>
+      <w:lvlJc w:val="left"/>
+      <w:pPr>
+        <w:tabs>
+          <w:tab w:val="num" w:pos="5040"/>
+        </w:tabs>
+        <w:ind w:left="5040" w:hanging="360"/>
+      </w:pPr>
+      <w:rPr>
+        <w:rFonts w:ascii="Wingdings" w:hAnsi="Wingdings" w:hint="default"/>
+        <w:sz w:val="20"/>
+      </w:rPr>
+    </w:lvl>
+    <w:lvl w:ilvl="7" w:tentative="1">
+      <w:start w:val="1"/>
+      <w:numFmt w:val="bullet"/>
+      <w:lvlText w:val=""/>
+      <w:lvlJc w:val="left"/>
+      <w:pPr>
+        <w:tabs>
+          <w:tab w:val="num" w:pos="5760"/>
+        </w:tabs>
+        <w:ind w:left="5760" w:hanging="360"/>
+      </w:pPr>
+      <w:rPr>
+        <w:rFonts w:ascii="Wingdings" w:hAnsi="Wingdings" w:hint="default"/>
+        <w:sz w:val="20"/>
+      </w:rPr>
+    </w:lvl>
+    <w:lvl w:ilvl="8" w:tentative="1">
+      <w:start w:val="1"/>
+      <w:numFmt w:val="bullet"/>
+      <w:lvlText w:val=""/>
+      <w:lvlJc w:val="left"/>
+      <w:pPr>
+        <w:tabs>
+          <w:tab w:val="num" w:pos="6480"/>
+        </w:tabs>
+        <w:ind w:left="6480" w:hanging="360"/>
+      </w:pPr>
+      <w:rPr>
+        <w:rFonts w:ascii="Wingdings" w:hAnsi="Wingdings" w:hint="default"/>
+        <w:sz w:val="20"/>
+      </w:rPr>
+    </w:lvl>
+  </w:abstractNum>
+  <w:abstractNum w:abstractNumId="7" w15:restartNumberingAfterBreak="0">
+    <w:nsid w:val="60AC774E"/>
+    <w:multiLevelType w:val="multilevel"/>
+    <w:tmpl w:val="96666BBA"/>
+    <w:lvl w:ilvl="0">
+      <w:start w:val="1"/>
+      <w:numFmt w:val="bullet"/>
+      <w:lvlText w:val=""/>
+      <w:lvlJc w:val="left"/>
+      <w:pPr>
+        <w:tabs>
+          <w:tab w:val="num" w:pos="720"/>
+        </w:tabs>
+        <w:ind w:left="720" w:hanging="360"/>
+      </w:pPr>
+      <w:rPr>
+        <w:rFonts w:ascii="Symbol" w:hAnsi="Symbol" w:hint="default"/>
+        <w:sz w:val="20"/>
+      </w:rPr>
+    </w:lvl>
+    <w:lvl w:ilvl="1" w:tentative="1">
+      <w:start w:val="1"/>
+      <w:numFmt w:val="bullet"/>
+      <w:lvlText w:val="o"/>
+      <w:lvlJc w:val="left"/>
+      <w:pPr>
+        <w:tabs>
+          <w:tab w:val="num" w:pos="1440"/>
+        </w:tabs>
+        <w:ind w:left="1440" w:hanging="360"/>
+      </w:pPr>
+      <w:rPr>
+        <w:rFonts w:ascii="Courier New" w:hAnsi="Courier New" w:hint="default"/>
+        <w:sz w:val="20"/>
+      </w:rPr>
+    </w:lvl>
+    <w:lvl w:ilvl="2" w:tentative="1">
+      <w:start w:val="1"/>
+      <w:numFmt w:val="bullet"/>
+      <w:lvlText w:val=""/>
+      <w:lvlJc w:val="left"/>
+      <w:pPr>
+        <w:tabs>
+          <w:tab w:val="num" w:pos="2160"/>
+        </w:tabs>
+        <w:ind w:left="2160" w:hanging="360"/>
+      </w:pPr>
+      <w:rPr>
+        <w:rFonts w:ascii="Wingdings" w:hAnsi="Wingdings" w:hint="default"/>
+        <w:sz w:val="20"/>
+      </w:rPr>
+    </w:lvl>
+    <w:lvl w:ilvl="3" w:tentative="1">
+      <w:start w:val="1"/>
+      <w:numFmt w:val="bullet"/>
+      <w:lvlText w:val=""/>
+      <w:lvlJc w:val="left"/>
+      <w:pPr>
+        <w:tabs>
+          <w:tab w:val="num" w:pos="2880"/>
+        </w:tabs>
+        <w:ind w:left="2880" w:hanging="360"/>
+      </w:pPr>
+      <w:rPr>
+        <w:rFonts w:ascii="Wingdings" w:hAnsi="Wingdings" w:hint="default"/>
+        <w:sz w:val="20"/>
+      </w:rPr>
+    </w:lvl>
+    <w:lvl w:ilvl="4" w:tentative="1">
+      <w:start w:val="1"/>
+      <w:numFmt w:val="bullet"/>
+      <w:lvlText w:val=""/>
+      <w:lvlJc w:val="left"/>
+      <w:pPr>
+        <w:tabs>
+          <w:tab w:val="num" w:pos="3600"/>
+        </w:tabs>
+        <w:ind w:left="3600" w:hanging="360"/>
+      </w:pPr>
+      <w:rPr>
+        <w:rFonts w:ascii="Wingdings" w:hAnsi="Wingdings" w:hint="default"/>
+        <w:sz w:val="20"/>
+      </w:rPr>
+    </w:lvl>
+    <w:lvl w:ilvl="5" w:tentative="1">
+      <w:start w:val="1"/>
+      <w:numFmt w:val="bullet"/>
+      <w:lvlText w:val=""/>
+      <w:lvlJc w:val="left"/>
+      <w:pPr>
+        <w:tabs>
+          <w:tab w:val="num" w:pos="4320"/>
+        </w:tabs>
+        <w:ind w:left="4320" w:hanging="360"/>
+      </w:pPr>
+      <w:rPr>
+        <w:rFonts w:ascii="Wingdings" w:hAnsi="Wingdings" w:hint="default"/>
+        <w:sz w:val="20"/>
+      </w:rPr>
+    </w:lvl>
+    <w:lvl w:ilvl="6" w:tentative="1">
+      <w:start w:val="1"/>
+      <w:numFmt w:val="bullet"/>
+      <w:lvlText w:val=""/>
+      <w:lvlJc w:val="left"/>
+      <w:pPr>
+        <w:tabs>
+          <w:tab w:val="num" w:pos="5040"/>
+        </w:tabs>
+        <w:ind w:left="5040" w:hanging="360"/>
+      </w:pPr>
+      <w:rPr>
+        <w:rFonts w:ascii="Wingdings" w:hAnsi="Wingdings" w:hint="default"/>
+        <w:sz w:val="20"/>
+      </w:rPr>
+    </w:lvl>
+    <w:lvl w:ilvl="7" w:tentative="1">
+      <w:start w:val="1"/>
+      <w:numFmt w:val="bullet"/>
+      <w:lvlText w:val=""/>
+      <w:lvlJc w:val="left"/>
+      <w:pPr>
+        <w:tabs>
+          <w:tab w:val="num" w:pos="5760"/>
+        </w:tabs>
+        <w:ind w:left="5760" w:hanging="360"/>
+      </w:pPr>
+      <w:rPr>
+        <w:rFonts w:ascii="Wingdings" w:hAnsi="Wingdings" w:hint="default"/>
+        <w:sz w:val="20"/>
+      </w:rPr>
+    </w:lvl>
+    <w:lvl w:ilvl="8" w:tentative="1">
+      <w:start w:val="1"/>
+      <w:numFmt w:val="bullet"/>
+      <w:lvlText w:val=""/>
+      <w:lvlJc w:val="left"/>
+      <w:pPr>
+        <w:tabs>
+          <w:tab w:val="num" w:pos="6480"/>
+        </w:tabs>
+        <w:ind w:left="6480" w:hanging="360"/>
+      </w:pPr>
+      <w:rPr>
+        <w:rFonts w:ascii="Wingdings" w:hAnsi="Wingdings" w:hint="default"/>
+        <w:sz w:val="20"/>
+      </w:rPr>
+    </w:lvl>
+  </w:abstractNum>
+  <w:abstractNum w:abstractNumId="8" w15:restartNumberingAfterBreak="0">
     <w:nsid w:val="6F0308E9"/>
     <w:multiLevelType w:val="multilevel"/>
     <w:tmpl w:val="F378C294"/>
@@ -937,11 +3043,336 @@
       </w:rPr>
     </w:lvl>
   </w:abstractNum>
+  <w:abstractNum w:abstractNumId="9" w15:restartNumberingAfterBreak="0">
+    <w:nsid w:val="77385EA2"/>
+    <w:multiLevelType w:val="multilevel"/>
+    <w:tmpl w:val="52D0859C"/>
+    <w:lvl w:ilvl="0">
+      <w:start w:val="1"/>
+      <w:numFmt w:val="bullet"/>
+      <w:lvlText w:val=""/>
+      <w:lvlJc w:val="left"/>
+      <w:pPr>
+        <w:tabs>
+          <w:tab w:val="num" w:pos="720"/>
+        </w:tabs>
+        <w:ind w:left="720" w:hanging="360"/>
+      </w:pPr>
+      <w:rPr>
+        <w:rFonts w:ascii="Symbol" w:hAnsi="Symbol" w:hint="default"/>
+        <w:sz w:val="20"/>
+      </w:rPr>
+    </w:lvl>
+    <w:lvl w:ilvl="1" w:tentative="1">
+      <w:start w:val="1"/>
+      <w:numFmt w:val="bullet"/>
+      <w:lvlText w:val="o"/>
+      <w:lvlJc w:val="left"/>
+      <w:pPr>
+        <w:tabs>
+          <w:tab w:val="num" w:pos="1440"/>
+        </w:tabs>
+        <w:ind w:left="1440" w:hanging="360"/>
+      </w:pPr>
+      <w:rPr>
+        <w:rFonts w:ascii="Courier New" w:hAnsi="Courier New" w:hint="default"/>
+        <w:sz w:val="20"/>
+      </w:rPr>
+    </w:lvl>
+    <w:lvl w:ilvl="2" w:tentative="1">
+      <w:start w:val="1"/>
+      <w:numFmt w:val="bullet"/>
+      <w:lvlText w:val=""/>
+      <w:lvlJc w:val="left"/>
+      <w:pPr>
+        <w:tabs>
+          <w:tab w:val="num" w:pos="2160"/>
+        </w:tabs>
+        <w:ind w:left="2160" w:hanging="360"/>
+      </w:pPr>
+      <w:rPr>
+        <w:rFonts w:ascii="Wingdings" w:hAnsi="Wingdings" w:hint="default"/>
+        <w:sz w:val="20"/>
+      </w:rPr>
+    </w:lvl>
+    <w:lvl w:ilvl="3" w:tentative="1">
+      <w:start w:val="1"/>
+      <w:numFmt w:val="bullet"/>
+      <w:lvlText w:val=""/>
+      <w:lvlJc w:val="left"/>
+      <w:pPr>
+        <w:tabs>
+          <w:tab w:val="num" w:pos="2880"/>
+        </w:tabs>
+        <w:ind w:left="2880" w:hanging="360"/>
+      </w:pPr>
+      <w:rPr>
+        <w:rFonts w:ascii="Wingdings" w:hAnsi="Wingdings" w:hint="default"/>
+        <w:sz w:val="20"/>
+      </w:rPr>
+    </w:lvl>
+    <w:lvl w:ilvl="4" w:tentative="1">
+      <w:start w:val="1"/>
+      <w:numFmt w:val="bullet"/>
+      <w:lvlText w:val=""/>
+      <w:lvlJc w:val="left"/>
+      <w:pPr>
+        <w:tabs>
+          <w:tab w:val="num" w:pos="3600"/>
+        </w:tabs>
+        <w:ind w:left="3600" w:hanging="360"/>
+      </w:pPr>
+      <w:rPr>
+        <w:rFonts w:ascii="Wingdings" w:hAnsi="Wingdings" w:hint="default"/>
+        <w:sz w:val="20"/>
+      </w:rPr>
+    </w:lvl>
+    <w:lvl w:ilvl="5" w:tentative="1">
+      <w:start w:val="1"/>
+      <w:numFmt w:val="bullet"/>
+      <w:lvlText w:val=""/>
+      <w:lvlJc w:val="left"/>
+      <w:pPr>
+        <w:tabs>
+          <w:tab w:val="num" w:pos="4320"/>
+        </w:tabs>
+        <w:ind w:left="4320" w:hanging="360"/>
+      </w:pPr>
+      <w:rPr>
+        <w:rFonts w:ascii="Wingdings" w:hAnsi="Wingdings" w:hint="default"/>
+        <w:sz w:val="20"/>
+      </w:rPr>
+    </w:lvl>
+    <w:lvl w:ilvl="6" w:tentative="1">
+      <w:start w:val="1"/>
+      <w:numFmt w:val="bullet"/>
+      <w:lvlText w:val=""/>
+      <w:lvlJc w:val="left"/>
+      <w:pPr>
+        <w:tabs>
+          <w:tab w:val="num" w:pos="5040"/>
+        </w:tabs>
+        <w:ind w:left="5040" w:hanging="360"/>
+      </w:pPr>
+      <w:rPr>
+        <w:rFonts w:ascii="Wingdings" w:hAnsi="Wingdings" w:hint="default"/>
+        <w:sz w:val="20"/>
+      </w:rPr>
+    </w:lvl>
+    <w:lvl w:ilvl="7" w:tentative="1">
+      <w:start w:val="1"/>
+      <w:numFmt w:val="bullet"/>
+      <w:lvlText w:val=""/>
+      <w:lvlJc w:val="left"/>
+      <w:pPr>
+        <w:tabs>
+          <w:tab w:val="num" w:pos="5760"/>
+        </w:tabs>
+        <w:ind w:left="5760" w:hanging="360"/>
+      </w:pPr>
+      <w:rPr>
+        <w:rFonts w:ascii="Wingdings" w:hAnsi="Wingdings" w:hint="default"/>
+        <w:sz w:val="20"/>
+      </w:rPr>
+    </w:lvl>
+    <w:lvl w:ilvl="8" w:tentative="1">
+      <w:start w:val="1"/>
+      <w:numFmt w:val="bullet"/>
+      <w:lvlText w:val=""/>
+      <w:lvlJc w:val="left"/>
+      <w:pPr>
+        <w:tabs>
+          <w:tab w:val="num" w:pos="6480"/>
+        </w:tabs>
+        <w:ind w:left="6480" w:hanging="360"/>
+      </w:pPr>
+      <w:rPr>
+        <w:rFonts w:ascii="Wingdings" w:hAnsi="Wingdings" w:hint="default"/>
+        <w:sz w:val="20"/>
+      </w:rPr>
+    </w:lvl>
+  </w:abstractNum>
+  <w:abstractNum w:abstractNumId="10" w15:restartNumberingAfterBreak="0">
+    <w:nsid w:val="799C2F05"/>
+    <w:multiLevelType w:val="multilevel"/>
+    <w:tmpl w:val="195C3EFC"/>
+    <w:lvl w:ilvl="0">
+      <w:start w:val="1"/>
+      <w:numFmt w:val="bullet"/>
+      <w:lvlText w:val=""/>
+      <w:lvlJc w:val="left"/>
+      <w:pPr>
+        <w:tabs>
+          <w:tab w:val="num" w:pos="720"/>
+        </w:tabs>
+        <w:ind w:left="720" w:hanging="360"/>
+      </w:pPr>
+      <w:rPr>
+        <w:rFonts w:ascii="Symbol" w:hAnsi="Symbol" w:hint="default"/>
+        <w:sz w:val="20"/>
+      </w:rPr>
+    </w:lvl>
+    <w:lvl w:ilvl="1" w:tentative="1">
+      <w:start w:val="1"/>
+      <w:numFmt w:val="bullet"/>
+      <w:lvlText w:val="o"/>
+      <w:lvlJc w:val="left"/>
+      <w:pPr>
+        <w:tabs>
+          <w:tab w:val="num" w:pos="1440"/>
+        </w:tabs>
+        <w:ind w:left="1440" w:hanging="360"/>
+      </w:pPr>
+      <w:rPr>
+        <w:rFonts w:ascii="Courier New" w:hAnsi="Courier New" w:hint="default"/>
+        <w:sz w:val="20"/>
+      </w:rPr>
+    </w:lvl>
+    <w:lvl w:ilvl="2" w:tentative="1">
+      <w:start w:val="1"/>
+      <w:numFmt w:val="bullet"/>
+      <w:lvlText w:val=""/>
+      <w:lvlJc w:val="left"/>
+      <w:pPr>
+        <w:tabs>
+          <w:tab w:val="num" w:pos="2160"/>
+        </w:tabs>
+        <w:ind w:left="2160" w:hanging="360"/>
+      </w:pPr>
+      <w:rPr>
+        <w:rFonts w:ascii="Wingdings" w:hAnsi="Wingdings" w:hint="default"/>
+        <w:sz w:val="20"/>
+      </w:rPr>
+    </w:lvl>
+    <w:lvl w:ilvl="3" w:tentative="1">
+      <w:start w:val="1"/>
+      <w:numFmt w:val="bullet"/>
+      <w:lvlText w:val=""/>
+      <w:lvlJc w:val="left"/>
+      <w:pPr>
+        <w:tabs>
+          <w:tab w:val="num" w:pos="2880"/>
+        </w:tabs>
+        <w:ind w:left="2880" w:hanging="360"/>
+      </w:pPr>
+      <w:rPr>
+        <w:rFonts w:ascii="Wingdings" w:hAnsi="Wingdings" w:hint="default"/>
+        <w:sz w:val="20"/>
+      </w:rPr>
+    </w:lvl>
+    <w:lvl w:ilvl="4" w:tentative="1">
+      <w:start w:val="1"/>
+      <w:numFmt w:val="bullet"/>
+      <w:lvlText w:val=""/>
+      <w:lvlJc w:val="left"/>
+      <w:pPr>
+        <w:tabs>
+          <w:tab w:val="num" w:pos="3600"/>
+        </w:tabs>
+        <w:ind w:left="3600" w:hanging="360"/>
+      </w:pPr>
+      <w:rPr>
+        <w:rFonts w:ascii="Wingdings" w:hAnsi="Wingdings" w:hint="default"/>
+        <w:sz w:val="20"/>
+      </w:rPr>
+    </w:lvl>
+    <w:lvl w:ilvl="5" w:tentative="1">
+      <w:start w:val="1"/>
+      <w:numFmt w:val="bullet"/>
+      <w:lvlText w:val=""/>
+      <w:lvlJc w:val="left"/>
+      <w:pPr>
+        <w:tabs>
+          <w:tab w:val="num" w:pos="4320"/>
+        </w:tabs>
+        <w:ind w:left="4320" w:hanging="360"/>
+      </w:pPr>
+      <w:rPr>
+        <w:rFonts w:ascii="Wingdings" w:hAnsi="Wingdings" w:hint="default"/>
+        <w:sz w:val="20"/>
+      </w:rPr>
+    </w:lvl>
+    <w:lvl w:ilvl="6" w:tentative="1">
+      <w:start w:val="1"/>
+      <w:numFmt w:val="bullet"/>
+      <w:lvlText w:val=""/>
+      <w:lvlJc w:val="left"/>
+      <w:pPr>
+        <w:tabs>
+          <w:tab w:val="num" w:pos="5040"/>
+        </w:tabs>
+        <w:ind w:left="5040" w:hanging="360"/>
+      </w:pPr>
+      <w:rPr>
+        <w:rFonts w:ascii="Wingdings" w:hAnsi="Wingdings" w:hint="default"/>
+        <w:sz w:val="20"/>
+      </w:rPr>
+    </w:lvl>
+    <w:lvl w:ilvl="7" w:tentative="1">
+      <w:start w:val="1"/>
+      <w:numFmt w:val="bullet"/>
+      <w:lvlText w:val=""/>
+      <w:lvlJc w:val="left"/>
+      <w:pPr>
+        <w:tabs>
+          <w:tab w:val="num" w:pos="5760"/>
+        </w:tabs>
+        <w:ind w:left="5760" w:hanging="360"/>
+      </w:pPr>
+      <w:rPr>
+        <w:rFonts w:ascii="Wingdings" w:hAnsi="Wingdings" w:hint="default"/>
+        <w:sz w:val="20"/>
+      </w:rPr>
+    </w:lvl>
+    <w:lvl w:ilvl="8" w:tentative="1">
+      <w:start w:val="1"/>
+      <w:numFmt w:val="bullet"/>
+      <w:lvlText w:val=""/>
+      <w:lvlJc w:val="left"/>
+      <w:pPr>
+        <w:tabs>
+          <w:tab w:val="num" w:pos="6480"/>
+        </w:tabs>
+        <w:ind w:left="6480" w:hanging="360"/>
+      </w:pPr>
+      <w:rPr>
+        <w:rFonts w:ascii="Wingdings" w:hAnsi="Wingdings" w:hint="default"/>
+        <w:sz w:val="20"/>
+      </w:rPr>
+    </w:lvl>
+  </w:abstractNum>
   <w:num w:numId="1" w16cid:durableId="2035571208">
+    <w:abstractNumId w:val="1"/>
+  </w:num>
+  <w:num w:numId="2" w16cid:durableId="475076819">
+    <w:abstractNumId w:val="8"/>
+  </w:num>
+  <w:num w:numId="3" w16cid:durableId="331493248">
+    <w:abstractNumId w:val="3"/>
+  </w:num>
+  <w:num w:numId="4" w16cid:durableId="1330672429">
+    <w:abstractNumId w:val="4"/>
+  </w:num>
+  <w:num w:numId="5" w16cid:durableId="1718511320">
+    <w:abstractNumId w:val="10"/>
+  </w:num>
+  <w:num w:numId="6" w16cid:durableId="1053117675">
     <w:abstractNumId w:val="0"/>
   </w:num>
-  <w:num w:numId="2" w16cid:durableId="475076819">
-    <w:abstractNumId w:val="1"/>
+  <w:num w:numId="7" w16cid:durableId="1420446377">
+    <w:abstractNumId w:val="5"/>
+  </w:num>
+  <w:num w:numId="8" w16cid:durableId="219826535">
+    <w:abstractNumId w:val="2"/>
+  </w:num>
+  <w:num w:numId="9" w16cid:durableId="462894410">
+    <w:abstractNumId w:val="7"/>
+  </w:num>
+  <w:num w:numId="10" w16cid:durableId="265041689">
+    <w:abstractNumId w:val="9"/>
+  </w:num>
+  <w:num w:numId="11" w16cid:durableId="147946613">
+    <w:abstractNumId w:val="6"/>
   </w:num>
 </w:numbering>
 </file>
@@ -2178,4 +4609,16 @@
     </a:ext>
   </a:extLst>
 </a:theme>
+</file>
+
+<file path=customXml/item1.xml><?xml version="1.0" encoding="utf-8"?>
+<b:Sources xmlns:b="http://schemas.openxmlformats.org/officeDocument/2006/bibliography" xmlns="http://schemas.openxmlformats.org/officeDocument/2006/bibliography" SelectedStyle="\APASixthEditionOfficeOnline.xsl" StyleName="APA" Version="6"/>
+</file>
+
+<file path=customXml/itemProps1.xml><?xml version="1.0" encoding="utf-8"?>
+<ds:datastoreItem xmlns:ds="http://schemas.openxmlformats.org/officeDocument/2006/customXml" ds:itemID="{519D6CB7-8833-42B5-B137-EB964B0DA50C}">
+  <ds:schemaRefs>
+    <ds:schemaRef ds:uri="http://schemas.openxmlformats.org/officeDocument/2006/bibliography"/>
+  </ds:schemaRefs>
+</ds:datastoreItem>
 </file>
--- a/LLD/LLD.docx
+++ b/LLD/LLD.docx
@@ -727,6 +727,9 @@
     </w:p>
     <w:p>
       <w:r>
+        <w:rPr>
+          <w:noProof/>
+        </w:rPr>
         <w:drawing>
           <wp:inline distT="0" distB="0" distL="0" distR="0" wp14:anchorId="14CA5A9E" wp14:editId="32032203">
             <wp:extent cx="4549534" cy="2034716"/>
@@ -817,6 +820,9 @@
     </w:p>
     <w:p>
       <w:r>
+        <w:rPr>
+          <w:noProof/>
+        </w:rPr>
         <w:drawing>
           <wp:inline distT="0" distB="0" distL="0" distR="0" wp14:anchorId="1B66D3AD" wp14:editId="080972B5">
             <wp:extent cx="2080260" cy="1533804"/>
@@ -893,6 +899,9 @@
     </w:p>
     <w:p>
       <w:r>
+        <w:rPr>
+          <w:noProof/>
+        </w:rPr>
         <w:drawing>
           <wp:inline distT="0" distB="0" distL="0" distR="0" wp14:anchorId="5D47DC1F" wp14:editId="28D4749E">
             <wp:extent cx="2034716" cy="1950889"/>
@@ -1013,6 +1022,9 @@
     <w:p/>
     <w:p>
       <w:r>
+        <w:rPr>
+          <w:noProof/>
+        </w:rPr>
         <w:drawing>
           <wp:inline distT="0" distB="0" distL="0" distR="0" wp14:anchorId="737F4FAF" wp14:editId="7620E821">
             <wp:extent cx="2370025" cy="1371719"/>
@@ -1207,6 +1219,7 @@
         <w:rPr>
           <w:b/>
           <w:bCs/>
+          <w:noProof/>
         </w:rPr>
         <w:drawing>
           <wp:inline distT="0" distB="0" distL="0" distR="0" wp14:anchorId="541A604F" wp14:editId="3EE854F8">
@@ -1337,6 +1350,7 @@
         <w:rPr>
           <w:b/>
           <w:bCs/>
+          <w:noProof/>
         </w:rPr>
         <w:drawing>
           <wp:inline distT="0" distB="0" distL="0" distR="0" wp14:anchorId="5C306B0C" wp14:editId="488785B9">
@@ -1768,8 +1782,13 @@
     </w:p>
     <w:p>
       <w:r>
-        <w:t>ParkingLot has floors -  composition</w:t>
-      </w:r>
+        <w:t xml:space="preserve">ParkingLot has floors </w:t>
+      </w:r>
+      <w:proofErr w:type="gramStart"/>
+      <w:r>
+        <w:t>-  composition</w:t>
+      </w:r>
+      <w:proofErr w:type="gramEnd"/>
     </w:p>
     <w:p>
       <w:r>
@@ -1783,6 +1802,764 @@
     </w:p>
     <w:p/>
     <w:p/>
+    <w:p/>
+    <w:p/>
+    <w:p>
+      <w:pPr>
+        <w:rPr>
+          <w:b/>
+          <w:bCs/>
+          <w:sz w:val="32"/>
+          <w:szCs w:val="32"/>
+        </w:rPr>
+      </w:pPr>
+      <w:r>
+        <w:rPr>
+          <w:b/>
+          <w:bCs/>
+          <w:sz w:val="32"/>
+          <w:szCs w:val="32"/>
+        </w:rPr>
+        <w:lastRenderedPageBreak/>
+        <w:t xml:space="preserve">                                            Design an ATM</w:t>
+      </w:r>
+    </w:p>
+    <w:p>
+      <w:r>
+        <w:t>For ATM -</w:t>
+      </w:r>
+      <w:r>
+        <w:br/>
+        <w:t>ATM</w:t>
+      </w:r>
+    </w:p>
+    <w:p>
+      <w:r>
+        <w:t>Card</w:t>
+      </w:r>
+    </w:p>
+    <w:p>
+      <w:proofErr w:type="spellStart"/>
+      <w:r>
+        <w:t>BankAccount</w:t>
+      </w:r>
+      <w:proofErr w:type="spellEnd"/>
+    </w:p>
+    <w:p>
+      <w:proofErr w:type="spellStart"/>
+      <w:r>
+        <w:t>CashDispenser</w:t>
+      </w:r>
+      <w:proofErr w:type="spellEnd"/>
+    </w:p>
+    <w:p>
+      <w:r>
+        <w:t>Transaction</w:t>
+      </w:r>
+    </w:p>
+    <w:p>
+      <w:r>
+        <w:t>Receipt</w:t>
+      </w:r>
+    </w:p>
+    <w:p/>
+    <w:p>
+      <w:r>
+        <w:t>Assume ATM supports:</w:t>
+      </w:r>
+    </w:p>
+    <w:p>
+      <w:pPr>
+        <w:numPr>
+          <w:ilvl w:val="0"/>
+          <w:numId w:val="12"/>
+        </w:numPr>
+      </w:pPr>
+      <w:r>
+        <w:t xml:space="preserve">Insert card </w:t>
+      </w:r>
+    </w:p>
+    <w:p>
+      <w:pPr>
+        <w:numPr>
+          <w:ilvl w:val="0"/>
+          <w:numId w:val="12"/>
+        </w:numPr>
+      </w:pPr>
+      <w:r>
+        <w:t xml:space="preserve">Enter PIN </w:t>
+      </w:r>
+    </w:p>
+    <w:p>
+      <w:pPr>
+        <w:numPr>
+          <w:ilvl w:val="0"/>
+          <w:numId w:val="12"/>
+        </w:numPr>
+      </w:pPr>
+      <w:r>
+        <w:t xml:space="preserve">Check balance </w:t>
+      </w:r>
+    </w:p>
+    <w:p>
+      <w:pPr>
+        <w:numPr>
+          <w:ilvl w:val="0"/>
+          <w:numId w:val="12"/>
+        </w:numPr>
+      </w:pPr>
+      <w:r>
+        <w:t xml:space="preserve">Withdraw cash </w:t>
+      </w:r>
+    </w:p>
+    <w:p>
+      <w:pPr>
+        <w:numPr>
+          <w:ilvl w:val="0"/>
+          <w:numId w:val="12"/>
+        </w:numPr>
+      </w:pPr>
+      <w:r>
+        <w:t xml:space="preserve">Eject card </w:t>
+      </w:r>
+    </w:p>
+    <w:p>
+      <w:r>
+        <w:t>Not supporting:</w:t>
+      </w:r>
+    </w:p>
+    <w:p>
+      <w:pPr>
+        <w:numPr>
+          <w:ilvl w:val="0"/>
+          <w:numId w:val="13"/>
+        </w:numPr>
+      </w:pPr>
+      <w:r>
+        <w:t xml:space="preserve">Deposit </w:t>
+      </w:r>
+    </w:p>
+    <w:p>
+      <w:pPr>
+        <w:numPr>
+          <w:ilvl w:val="0"/>
+          <w:numId w:val="13"/>
+        </w:numPr>
+      </w:pPr>
+      <w:r>
+        <w:t xml:space="preserve">Fund transfer </w:t>
+      </w:r>
+    </w:p>
+    <w:p>
+      <w:pPr>
+        <w:numPr>
+          <w:ilvl w:val="0"/>
+          <w:numId w:val="13"/>
+        </w:numPr>
+      </w:pPr>
+      <w:r>
+        <w:t>Multiple currencies</w:t>
+      </w:r>
+    </w:p>
+    <w:p/>
+    <w:p/>
+    <w:p/>
+    <w:p/>
+    <w:p/>
+    <w:p/>
+    <w:p/>
+    <w:p/>
+    <w:p>
+      <w:r>
+        <w:rPr>
+          <w:noProof/>
+        </w:rPr>
+        <w:lastRenderedPageBreak/>
+        <w:drawing>
+          <wp:inline distT="0" distB="0" distL="0" distR="0" wp14:anchorId="5484B7D8" wp14:editId="13E4906E">
+            <wp:extent cx="1533525" cy="6572250"/>
+            <wp:effectExtent l="0" t="0" r="9525" b="0"/>
+            <wp:docPr id="1390865721" name="Picture 2"/>
+            <wp:cNvGraphicFramePr>
+              <a:graphicFrameLocks xmlns:a="http://schemas.openxmlformats.org/drawingml/2006/main" noChangeAspect="1"/>
+            </wp:cNvGraphicFramePr>
+            <a:graphic xmlns:a="http://schemas.openxmlformats.org/drawingml/2006/main">
+              <a:graphicData uri="http://schemas.openxmlformats.org/drawingml/2006/picture">
+                <pic:pic xmlns:pic="http://schemas.openxmlformats.org/drawingml/2006/picture">
+                  <pic:nvPicPr>
+                    <pic:cNvPr id="1390865721" name="Picture 1390865721"/>
+                    <pic:cNvPicPr/>
+                  </pic:nvPicPr>
+                  <pic:blipFill>
+                    <a:blip r:embed="rId12">
+                      <a:extLst>
+                        <a:ext uri="{28A0092B-C50C-407E-A947-70E740481C1C}">
+                          <a14:useLocalDpi xmlns:a14="http://schemas.microsoft.com/office/drawing/2010/main" val="0"/>
+                        </a:ext>
+                      </a:extLst>
+                    </a:blip>
+                    <a:stretch>
+                      <a:fillRect/>
+                    </a:stretch>
+                  </pic:blipFill>
+                  <pic:spPr>
+                    <a:xfrm>
+                      <a:off x="0" y="0"/>
+                      <a:ext cx="1533525" cy="6572250"/>
+                    </a:xfrm>
+                    <a:prstGeom prst="rect">
+                      <a:avLst/>
+                    </a:prstGeom>
+                  </pic:spPr>
+                </pic:pic>
+              </a:graphicData>
+            </a:graphic>
+          </wp:inline>
+        </w:drawing>
+      </w:r>
+    </w:p>
+    <w:p>
+      <w:r>
+        <w:t xml:space="preserve">     </w:t>
+      </w:r>
+      <w:r>
+        <w:t>Class Diagram</w:t>
+      </w:r>
+      <w:r>
+        <w:br/>
+      </w:r>
+    </w:p>
+    <w:p/>
+    <w:p/>
+    <w:p/>
+    <w:p/>
+    <w:p/>
+    <w:p>
+      <w:pPr>
+        <w:rPr>
+          <w:b/>
+          <w:bCs/>
+          <w:sz w:val="36"/>
+          <w:szCs w:val="36"/>
+        </w:rPr>
+      </w:pPr>
+      <w:r>
+        <w:rPr>
+          <w:b/>
+          <w:bCs/>
+          <w:sz w:val="36"/>
+          <w:szCs w:val="36"/>
+        </w:rPr>
+        <w:lastRenderedPageBreak/>
+        <w:t xml:space="preserve">                                    Elevator System</w:t>
+      </w:r>
+    </w:p>
+    <w:p>
+      <w:r>
+        <w:t>Design an elevator system for a building.</w:t>
+      </w:r>
+    </w:p>
+    <w:p>
+      <w:r>
+        <w:t>Assume:</w:t>
+      </w:r>
+    </w:p>
+    <w:p>
+      <w:pPr>
+        <w:numPr>
+          <w:ilvl w:val="0"/>
+          <w:numId w:val="14"/>
+        </w:numPr>
+      </w:pPr>
+      <w:r>
+        <w:t xml:space="preserve">Multiple elevators </w:t>
+      </w:r>
+    </w:p>
+    <w:p>
+      <w:pPr>
+        <w:numPr>
+          <w:ilvl w:val="0"/>
+          <w:numId w:val="14"/>
+        </w:numPr>
+      </w:pPr>
+      <w:r>
+        <w:t xml:space="preserve">Multiple floors </w:t>
+      </w:r>
+    </w:p>
+    <w:p>
+      <w:pPr>
+        <w:numPr>
+          <w:ilvl w:val="0"/>
+          <w:numId w:val="14"/>
+        </w:numPr>
+      </w:pPr>
+      <w:r>
+        <w:t xml:space="preserve">Users can request elevators </w:t>
+      </w:r>
+    </w:p>
+    <w:p>
+      <w:pPr>
+        <w:numPr>
+          <w:ilvl w:val="0"/>
+          <w:numId w:val="14"/>
+        </w:numPr>
+      </w:pPr>
+      <w:r>
+        <w:t xml:space="preserve">Users can select destination floors </w:t>
+      </w:r>
+    </w:p>
+    <w:p>
+      <w:pPr>
+        <w:numPr>
+          <w:ilvl w:val="0"/>
+          <w:numId w:val="14"/>
+        </w:numPr>
+      </w:pPr>
+      <w:r>
+        <w:t xml:space="preserve">Elevator moves up/down </w:t>
+      </w:r>
+    </w:p>
+    <w:p>
+      <w:pPr>
+        <w:numPr>
+          <w:ilvl w:val="0"/>
+          <w:numId w:val="14"/>
+        </w:numPr>
+      </w:pPr>
+      <w:r>
+        <w:t>Elevator can be idle</w:t>
+      </w:r>
+    </w:p>
+    <w:p/>
+    <w:p>
+      <w:r>
+        <w:t>Entities-</w:t>
+      </w:r>
+    </w:p>
+    <w:p>
+      <w:r>
+        <w:t>Elevator</w:t>
+      </w:r>
+    </w:p>
+    <w:p>
+      <w:proofErr w:type="spellStart"/>
+      <w:r>
+        <w:t>ElevatorController</w:t>
+      </w:r>
+      <w:proofErr w:type="spellEnd"/>
+    </w:p>
+    <w:p>
+      <w:proofErr w:type="spellStart"/>
+      <w:r>
+        <w:t>ElevatorRequest</w:t>
+      </w:r>
+      <w:proofErr w:type="spellEnd"/>
+    </w:p>
+    <w:p>
+      <w:r>
+        <w:t>Building</w:t>
+      </w:r>
+    </w:p>
+    <w:p>
+      <w:r>
+        <w:t>Floor</w:t>
+      </w:r>
+    </w:p>
+    <w:p/>
+    <w:p>
+      <w:r>
+        <w:t>States –</w:t>
+      </w:r>
+    </w:p>
+    <w:p>
+      <w:r>
+        <w:t>IDLE</w:t>
+      </w:r>
+    </w:p>
+    <w:p>
+      <w:r>
+        <w:t>MOVING_UP</w:t>
+      </w:r>
+    </w:p>
+    <w:p>
+      <w:r>
+        <w:t>MOVING_DOWN</w:t>
+      </w:r>
+    </w:p>
+    <w:p/>
+    <w:p>
+      <w:r>
+        <w:rPr>
+          <w:noProof/>
+        </w:rPr>
+        <w:lastRenderedPageBreak/>
+        <w:drawing>
+          <wp:inline distT="0" distB="0" distL="0" distR="0" wp14:anchorId="70FE9C72" wp14:editId="2A645F4C">
+            <wp:extent cx="1533525" cy="3952875"/>
+            <wp:effectExtent l="0" t="0" r="9525" b="9525"/>
+            <wp:docPr id="396369206" name="Picture 1"/>
+            <wp:cNvGraphicFramePr>
+              <a:graphicFrameLocks xmlns:a="http://schemas.openxmlformats.org/drawingml/2006/main" noChangeAspect="1"/>
+            </wp:cNvGraphicFramePr>
+            <a:graphic xmlns:a="http://schemas.openxmlformats.org/drawingml/2006/main">
+              <a:graphicData uri="http://schemas.openxmlformats.org/drawingml/2006/picture">
+                <pic:pic xmlns:pic="http://schemas.openxmlformats.org/drawingml/2006/picture">
+                  <pic:nvPicPr>
+                    <pic:cNvPr id="396369206" name="Picture 396369206"/>
+                    <pic:cNvPicPr/>
+                  </pic:nvPicPr>
+                  <pic:blipFill>
+                    <a:blip r:embed="rId13">
+                      <a:extLst>
+                        <a:ext uri="{28A0092B-C50C-407E-A947-70E740481C1C}">
+                          <a14:useLocalDpi xmlns:a14="http://schemas.microsoft.com/office/drawing/2010/main" val="0"/>
+                        </a:ext>
+                      </a:extLst>
+                    </a:blip>
+                    <a:stretch>
+                      <a:fillRect/>
+                    </a:stretch>
+                  </pic:blipFill>
+                  <pic:spPr>
+                    <a:xfrm>
+                      <a:off x="0" y="0"/>
+                      <a:ext cx="1533525" cy="3952875"/>
+                    </a:xfrm>
+                    <a:prstGeom prst="rect">
+                      <a:avLst/>
+                    </a:prstGeom>
+                  </pic:spPr>
+                </pic:pic>
+              </a:graphicData>
+            </a:graphic>
+          </wp:inline>
+        </w:drawing>
+      </w:r>
+    </w:p>
+    <w:p/>
+    <w:p/>
+    <w:p/>
+    <w:p/>
+    <w:p/>
+    <w:p/>
+    <w:p/>
+    <w:p/>
+    <w:p/>
+    <w:p/>
+    <w:p/>
+    <w:p/>
+    <w:p/>
+    <w:p/>
+    <w:p/>
+    <w:p>
+      <w:pPr>
+        <w:rPr>
+          <w:b/>
+          <w:bCs/>
+          <w:sz w:val="36"/>
+          <w:szCs w:val="36"/>
+        </w:rPr>
+      </w:pPr>
+      <w:r>
+        <w:rPr>
+          <w:b/>
+          <w:bCs/>
+          <w:sz w:val="36"/>
+          <w:szCs w:val="36"/>
+        </w:rPr>
+        <w:lastRenderedPageBreak/>
+        <w:t xml:space="preserve">                                     </w:t>
+      </w:r>
+      <w:r>
+        <w:rPr>
+          <w:b/>
+          <w:bCs/>
+          <w:sz w:val="36"/>
+          <w:szCs w:val="36"/>
+        </w:rPr>
+        <w:t>Book my show</w:t>
+      </w:r>
+    </w:p>
+    <w:p>
+      <w:pPr>
+        <w:rPr>
+          <w:b/>
+          <w:bCs/>
+          <w:sz w:val="36"/>
+          <w:szCs w:val="36"/>
+        </w:rPr>
+      </w:pPr>
+    </w:p>
+    <w:p>
+      <w:r>
+        <w:t>Users should be able to:</w:t>
+      </w:r>
+    </w:p>
+    <w:p>
+      <w:pPr>
+        <w:numPr>
+          <w:ilvl w:val="0"/>
+          <w:numId w:val="15"/>
+        </w:numPr>
+      </w:pPr>
+      <w:r>
+        <w:t xml:space="preserve">Search movies </w:t>
+      </w:r>
+    </w:p>
+    <w:p>
+      <w:pPr>
+        <w:numPr>
+          <w:ilvl w:val="0"/>
+          <w:numId w:val="15"/>
+        </w:numPr>
+      </w:pPr>
+      <w:r>
+        <w:t xml:space="preserve">View </w:t>
+      </w:r>
+      <w:r>
+        <w:t>theatres</w:t>
+      </w:r>
+      <w:r>
+        <w:t xml:space="preserve"> </w:t>
+      </w:r>
+    </w:p>
+    <w:p>
+      <w:pPr>
+        <w:numPr>
+          <w:ilvl w:val="0"/>
+          <w:numId w:val="15"/>
+        </w:numPr>
+      </w:pPr>
+      <w:r>
+        <w:t xml:space="preserve">View shows </w:t>
+      </w:r>
+    </w:p>
+    <w:p>
+      <w:pPr>
+        <w:numPr>
+          <w:ilvl w:val="0"/>
+          <w:numId w:val="15"/>
+        </w:numPr>
+      </w:pPr>
+      <w:r>
+        <w:t xml:space="preserve">Select seats </w:t>
+      </w:r>
+    </w:p>
+    <w:p>
+      <w:pPr>
+        <w:numPr>
+          <w:ilvl w:val="0"/>
+          <w:numId w:val="15"/>
+        </w:numPr>
+      </w:pPr>
+      <w:r>
+        <w:t xml:space="preserve">Make payment </w:t>
+      </w:r>
+    </w:p>
+    <w:p>
+      <w:pPr>
+        <w:numPr>
+          <w:ilvl w:val="0"/>
+          <w:numId w:val="15"/>
+        </w:numPr>
+      </w:pPr>
+      <w:r>
+        <w:t>Book tickets</w:t>
+      </w:r>
+    </w:p>
+    <w:p>
+      <w:r>
+        <w:t>Entities –</w:t>
+      </w:r>
+    </w:p>
+    <w:p>
+      <w:r>
+        <w:t>User</w:t>
+      </w:r>
+    </w:p>
+    <w:p>
+      <w:r>
+        <w:t>Movie</w:t>
+      </w:r>
+    </w:p>
+    <w:p>
+      <w:r>
+        <w:t>Theatre</w:t>
+      </w:r>
+    </w:p>
+    <w:p>
+      <w:r>
+        <w:t>Screen</w:t>
+      </w:r>
+    </w:p>
+    <w:p>
+      <w:r>
+        <w:t>Show</w:t>
+      </w:r>
+    </w:p>
+    <w:p>
+      <w:r>
+        <w:t>Seat</w:t>
+      </w:r>
+    </w:p>
+    <w:p>
+      <w:r>
+        <w:t>Booking</w:t>
+      </w:r>
+    </w:p>
+    <w:p>
+      <w:r>
+        <w:t>Payment</w:t>
+      </w:r>
+    </w:p>
+    <w:p>
+      <w:r>
+        <w:t>Ticket</w:t>
+      </w:r>
+    </w:p>
+    <w:p>
+      <w:r>
+        <w:t xml:space="preserve">Theatre </w:t>
+      </w:r>
+      <w:r>
+        <w:rPr>
+          <w:b/>
+          <w:bCs/>
+        </w:rPr>
+        <w:t>has</w:t>
+      </w:r>
+      <w:r>
+        <w:t xml:space="preserve"> screens</w:t>
+      </w:r>
+    </w:p>
+    <w:p>
+      <w:r>
+        <w:t xml:space="preserve">Screen </w:t>
+      </w:r>
+      <w:r>
+        <w:rPr>
+          <w:b/>
+          <w:bCs/>
+        </w:rPr>
+        <w:t xml:space="preserve">has </w:t>
+      </w:r>
+      <w:r>
+        <w:t>seats</w:t>
+      </w:r>
+    </w:p>
+    <w:p>
+      <w:r>
+        <w:t xml:space="preserve">Show </w:t>
+      </w:r>
+      <w:r>
+        <w:rPr>
+          <w:b/>
+          <w:bCs/>
+        </w:rPr>
+        <w:t>has</w:t>
+      </w:r>
+      <w:r>
+        <w:t xml:space="preserve"> a movie, screen</w:t>
+      </w:r>
+    </w:p>
+    <w:p>
+      <w:r>
+        <w:t xml:space="preserve">Booking </w:t>
+      </w:r>
+      <w:r>
+        <w:rPr>
+          <w:b/>
+          <w:bCs/>
+        </w:rPr>
+        <w:t>has</w:t>
+      </w:r>
+      <w:r>
+        <w:t xml:space="preserve"> a show, seats, payment</w:t>
+      </w:r>
+    </w:p>
+    <w:p/>
+    <w:p/>
+    <w:p/>
+    <w:p/>
+    <w:p>
+      <w:r>
+        <w:lastRenderedPageBreak/>
+        <w:t>User</w:t>
+      </w:r>
+    </w:p>
+    <w:p>
+      <w:r>
+        <w:t xml:space="preserve">  ↓</w:t>
+      </w:r>
+    </w:p>
+    <w:p>
+      <w:r>
+        <w:t>Select Movie</w:t>
+      </w:r>
+    </w:p>
+    <w:p>
+      <w:r>
+        <w:t xml:space="preserve">  ↓</w:t>
+      </w:r>
+    </w:p>
+    <w:p>
+      <w:r>
+        <w:t>Select Show</w:t>
+      </w:r>
+    </w:p>
+    <w:p>
+      <w:r>
+        <w:t xml:space="preserve">  ↓</w:t>
+      </w:r>
+    </w:p>
+    <w:p>
+      <w:r>
+        <w:t>Select Seats</w:t>
+      </w:r>
+    </w:p>
+    <w:p>
+      <w:r>
+        <w:t xml:space="preserve">  ↓</w:t>
+      </w:r>
+    </w:p>
+    <w:p>
+      <w:r>
+        <w:t>Payment</w:t>
+      </w:r>
+    </w:p>
+    <w:p>
+      <w:r>
+        <w:t xml:space="preserve">  ↓</w:t>
+      </w:r>
+    </w:p>
+    <w:p>
+      <w:r>
+        <w:t>Ticket Generated</w:t>
+      </w:r>
+    </w:p>
+    <w:p/>
+    <w:p/>
+    <w:p/>
+    <w:p>
+      <w:pPr>
+        <w:rPr>
+          <w:b/>
+          <w:bCs/>
+          <w:sz w:val="36"/>
+          <w:szCs w:val="36"/>
+        </w:rPr>
+      </w:pPr>
+    </w:p>
+    <w:p>
+      <w:pPr>
+        <w:rPr>
+          <w:b/>
+          <w:bCs/>
+          <w:sz w:val="36"/>
+          <w:szCs w:val="36"/>
+        </w:rPr>
+      </w:pPr>
+    </w:p>
     <w:p/>
     <w:p/>
     <w:p/>
@@ -1799,6 +2576,155 @@
 <file path=word/numbering.xml><?xml version="1.0" encoding="utf-8"?>
 <w:numbering xmlns:wpc="http://schemas.microsoft.com/office/word/2010/wordprocessingCanvas" xmlns:cx="http://schemas.microsoft.com/office/drawing/2014/chartex" xmlns:cx1="http://schemas.microsoft.com/office/drawing/2015/9/8/chartex" xmlns:cx2="http://schemas.microsoft.com/office/drawing/2015/10/21/chartex" xmlns:cx3="http://schemas.microsoft.com/office/drawing/2016/5/9/chartex" xmlns:cx4="http://schemas.microsoft.com/office/drawing/2016/5/10/chartex" xmlns:cx5="http://schemas.microsoft.com/office/drawing/2016/5/11/chartex" xmlns:cx6="http://schemas.microsoft.com/office/drawing/2016/5/12/chartex" xmlns:cx7="http://schemas.microsoft.com/office/drawing/2016/5/13/chartex" xmlns:cx8="http://schemas.microsoft.com/office/drawing/2016/5/14/chartex" xmlns:mc="http://schemas.openxmlformats.org/markup-compatibility/2006" xmlns:aink="http://schemas.microsoft.com/office/drawing/2016/ink" xmlns:am3d="http://schemas.microsoft.com/office/drawing/2017/model3d" xmlns:o="urn:schemas-microsoft-com:office:office" xmlns:oel="http://schemas.microsoft.com/office/2019/extlst" xmlns:r="http://schemas.openxmlformats.org/officeDocument/2006/relationships" xmlns:m="http://schemas.openxmlformats.org/officeDocument/2006/math" xmlns:v="urn:schemas-microsoft-com:vml" xmlns:wp14="http://schemas.microsoft.com/office/word/2010/wordprocessingDrawing" xmlns:wp="http://schemas.openxmlformats.org/drawingml/2006/wordprocessingDrawing" xmlns:w10="urn:schemas-microsoft-com:office:word" xmlns:w="http://schemas.openxmlformats.org/wordprocessingml/2006/main" xmlns:w14="http://schemas.microsoft.com/office/word/2010/wordml" xmlns:w15="http://schemas.microsoft.com/office/word/2012/wordml" xmlns:w16cex="http://schemas.microsoft.com/office/word/2018/wordml/cex" xmlns:w16cid="http://schemas.microsoft.com/office/word/2016/wordml/cid" xmlns:w16="http://schemas.microsoft.com/office/word/2018/wordml" xmlns:w16du="http://schemas.microsoft.com/office/word/2023/wordml/word16du" xmlns:w16sdtdh="http://schemas.microsoft.com/office/word/2020/wordml/sdtdatahash" xmlns:w16sdtfl="http://schemas.microsoft.com/office/word/2024/wordml/sdtformatlock" xmlns:w16se="http://schemas.microsoft.com/office/word/2015/wordml/symex" xmlns:wpg="http://schemas.microsoft.com/office/word/2010/wordprocessingGroup" xmlns:wpi="http://schemas.microsoft.com/office/word/2010/wordprocessingInk" xmlns:wne="http://schemas.microsoft.com/office/word/2006/wordml" xmlns:wps="http://schemas.microsoft.com/office/word/2010/wordprocessingShape" mc:Ignorable="w14 w15 w16se w16cid w16 w16cex w16sdtdh w16sdtfl w16du wp14">
   <w:abstractNum w:abstractNumId="0" w15:restartNumberingAfterBreak="0">
+    <w:nsid w:val="0AC72FA9"/>
+    <w:multiLevelType w:val="multilevel"/>
+    <w:tmpl w:val="5D18D524"/>
+    <w:lvl w:ilvl="0">
+      <w:start w:val="1"/>
+      <w:numFmt w:val="bullet"/>
+      <w:lvlText w:val=""/>
+      <w:lvlJc w:val="left"/>
+      <w:pPr>
+        <w:tabs>
+          <w:tab w:val="num" w:pos="720"/>
+        </w:tabs>
+        <w:ind w:left="720" w:hanging="360"/>
+      </w:pPr>
+      <w:rPr>
+        <w:rFonts w:ascii="Symbol" w:hAnsi="Symbol" w:hint="default"/>
+        <w:sz w:val="20"/>
+      </w:rPr>
+    </w:lvl>
+    <w:lvl w:ilvl="1" w:tentative="1">
+      <w:start w:val="1"/>
+      <w:numFmt w:val="bullet"/>
+      <w:lvlText w:val="o"/>
+      <w:lvlJc w:val="left"/>
+      <w:pPr>
+        <w:tabs>
+          <w:tab w:val="num" w:pos="1440"/>
+        </w:tabs>
+        <w:ind w:left="1440" w:hanging="360"/>
+      </w:pPr>
+      <w:rPr>
+        <w:rFonts w:ascii="Courier New" w:hAnsi="Courier New" w:hint="default"/>
+        <w:sz w:val="20"/>
+      </w:rPr>
+    </w:lvl>
+    <w:lvl w:ilvl="2" w:tentative="1">
+      <w:start w:val="1"/>
+      <w:numFmt w:val="bullet"/>
+      <w:lvlText w:val=""/>
+      <w:lvlJc w:val="left"/>
+      <w:pPr>
+        <w:tabs>
+          <w:tab w:val="num" w:pos="2160"/>
+        </w:tabs>
+        <w:ind w:left="2160" w:hanging="360"/>
+      </w:pPr>
+      <w:rPr>
+        <w:rFonts w:ascii="Wingdings" w:hAnsi="Wingdings" w:hint="default"/>
+        <w:sz w:val="20"/>
+      </w:rPr>
+    </w:lvl>
+    <w:lvl w:ilvl="3" w:tentative="1">
+      <w:start w:val="1"/>
+      <w:numFmt w:val="bullet"/>
+      <w:lvlText w:val=""/>
+      <w:lvlJc w:val="left"/>
+      <w:pPr>
+        <w:tabs>
+          <w:tab w:val="num" w:pos="2880"/>
+        </w:tabs>
+        <w:ind w:left="2880" w:hanging="360"/>
+      </w:pPr>
+      <w:rPr>
+        <w:rFonts w:ascii="Wingdings" w:hAnsi="Wingdings" w:hint="default"/>
+        <w:sz w:val="20"/>
+      </w:rPr>
+    </w:lvl>
+    <w:lvl w:ilvl="4" w:tentative="1">
+      <w:start w:val="1"/>
+      <w:numFmt w:val="bullet"/>
+      <w:lvlText w:val=""/>
+      <w:lvlJc w:val="left"/>
+      <w:pPr>
+        <w:tabs>
+          <w:tab w:val="num" w:pos="3600"/>
+        </w:tabs>
+        <w:ind w:left="3600" w:hanging="360"/>
+      </w:pPr>
+      <w:rPr>
+        <w:rFonts w:ascii="Wingdings" w:hAnsi="Wingdings" w:hint="default"/>
+        <w:sz w:val="20"/>
+      </w:rPr>
+    </w:lvl>
+    <w:lvl w:ilvl="5" w:tentative="1">
+      <w:start w:val="1"/>
+      <w:numFmt w:val="bullet"/>
+      <w:lvlText w:val=""/>
+      <w:lvlJc w:val="left"/>
+      <w:pPr>
+        <w:tabs>
+          <w:tab w:val="num" w:pos="4320"/>
+        </w:tabs>
+        <w:ind w:left="4320" w:hanging="360"/>
+      </w:pPr>
+      <w:rPr>
+        <w:rFonts w:ascii="Wingdings" w:hAnsi="Wingdings" w:hint="default"/>
+        <w:sz w:val="20"/>
+      </w:rPr>
+    </w:lvl>
+    <w:lvl w:ilvl="6" w:tentative="1">
+      <w:start w:val="1"/>
+      <w:numFmt w:val="bullet"/>
+      <w:lvlText w:val=""/>
+      <w:lvlJc w:val="left"/>
+      <w:pPr>
+        <w:tabs>
+          <w:tab w:val="num" w:pos="5040"/>
+        </w:tabs>
+        <w:ind w:left="5040" w:hanging="360"/>
+      </w:pPr>
+      <w:rPr>
+        <w:rFonts w:ascii="Wingdings" w:hAnsi="Wingdings" w:hint="default"/>
+        <w:sz w:val="20"/>
+      </w:rPr>
+    </w:lvl>
+    <w:lvl w:ilvl="7" w:tentative="1">
+      <w:start w:val="1"/>
+      <w:numFmt w:val="bullet"/>
+      <w:lvlText w:val=""/>
+      <w:lvlJc w:val="left"/>
+      <w:pPr>
+        <w:tabs>
+          <w:tab w:val="num" w:pos="5760"/>
+        </w:tabs>
+        <w:ind w:left="5760" w:hanging="360"/>
+      </w:pPr>
+      <w:rPr>
+        <w:rFonts w:ascii="Wingdings" w:hAnsi="Wingdings" w:hint="default"/>
+        <w:sz w:val="20"/>
+      </w:rPr>
+    </w:lvl>
+    <w:lvl w:ilvl="8" w:tentative="1">
+      <w:start w:val="1"/>
+      <w:numFmt w:val="bullet"/>
+      <w:lvlText w:val=""/>
+      <w:lvlJc w:val="left"/>
+      <w:pPr>
+        <w:tabs>
+          <w:tab w:val="num" w:pos="6480"/>
+        </w:tabs>
+        <w:ind w:left="6480" w:hanging="360"/>
+      </w:pPr>
+      <w:rPr>
+        <w:rFonts w:ascii="Wingdings" w:hAnsi="Wingdings" w:hint="default"/>
+        <w:sz w:val="20"/>
+      </w:rPr>
+    </w:lvl>
+  </w:abstractNum>
+  <w:abstractNum w:abstractNumId="1" w15:restartNumberingAfterBreak="0">
     <w:nsid w:val="0C40258F"/>
     <w:multiLevelType w:val="multilevel"/>
     <w:tmpl w:val="41189FCA"/>
@@ -1947,7 +2873,156 @@
       </w:rPr>
     </w:lvl>
   </w:abstractNum>
-  <w:abstractNum w:abstractNumId="1" w15:restartNumberingAfterBreak="0">
+  <w:abstractNum w:abstractNumId="2" w15:restartNumberingAfterBreak="0">
+    <w:nsid w:val="0E730BAF"/>
+    <w:multiLevelType w:val="multilevel"/>
+    <w:tmpl w:val="C8202EEC"/>
+    <w:lvl w:ilvl="0">
+      <w:start w:val="1"/>
+      <w:numFmt w:val="bullet"/>
+      <w:lvlText w:val=""/>
+      <w:lvlJc w:val="left"/>
+      <w:pPr>
+        <w:tabs>
+          <w:tab w:val="num" w:pos="720"/>
+        </w:tabs>
+        <w:ind w:left="720" w:hanging="360"/>
+      </w:pPr>
+      <w:rPr>
+        <w:rFonts w:ascii="Symbol" w:hAnsi="Symbol" w:hint="default"/>
+        <w:sz w:val="20"/>
+      </w:rPr>
+    </w:lvl>
+    <w:lvl w:ilvl="1" w:tentative="1">
+      <w:start w:val="1"/>
+      <w:numFmt w:val="bullet"/>
+      <w:lvlText w:val="o"/>
+      <w:lvlJc w:val="left"/>
+      <w:pPr>
+        <w:tabs>
+          <w:tab w:val="num" w:pos="1440"/>
+        </w:tabs>
+        <w:ind w:left="1440" w:hanging="360"/>
+      </w:pPr>
+      <w:rPr>
+        <w:rFonts w:ascii="Courier New" w:hAnsi="Courier New" w:hint="default"/>
+        <w:sz w:val="20"/>
+      </w:rPr>
+    </w:lvl>
+    <w:lvl w:ilvl="2" w:tentative="1">
+      <w:start w:val="1"/>
+      <w:numFmt w:val="bullet"/>
+      <w:lvlText w:val=""/>
+      <w:lvlJc w:val="left"/>
+      <w:pPr>
+        <w:tabs>
+          <w:tab w:val="num" w:pos="2160"/>
+        </w:tabs>
+        <w:ind w:left="2160" w:hanging="360"/>
+      </w:pPr>
+      <w:rPr>
+        <w:rFonts w:ascii="Wingdings" w:hAnsi="Wingdings" w:hint="default"/>
+        <w:sz w:val="20"/>
+      </w:rPr>
+    </w:lvl>
+    <w:lvl w:ilvl="3" w:tentative="1">
+      <w:start w:val="1"/>
+      <w:numFmt w:val="bullet"/>
+      <w:lvlText w:val=""/>
+      <w:lvlJc w:val="left"/>
+      <w:pPr>
+        <w:tabs>
+          <w:tab w:val="num" w:pos="2880"/>
+        </w:tabs>
+        <w:ind w:left="2880" w:hanging="360"/>
+      </w:pPr>
+      <w:rPr>
+        <w:rFonts w:ascii="Wingdings" w:hAnsi="Wingdings" w:hint="default"/>
+        <w:sz w:val="20"/>
+      </w:rPr>
+    </w:lvl>
+    <w:lvl w:ilvl="4" w:tentative="1">
+      <w:start w:val="1"/>
+      <w:numFmt w:val="bullet"/>
+      <w:lvlText w:val=""/>
+      <w:lvlJc w:val="left"/>
+      <w:pPr>
+        <w:tabs>
+          <w:tab w:val="num" w:pos="3600"/>
+        </w:tabs>
+        <w:ind w:left="3600" w:hanging="360"/>
+      </w:pPr>
+      <w:rPr>
+        <w:rFonts w:ascii="Wingdings" w:hAnsi="Wingdings" w:hint="default"/>
+        <w:sz w:val="20"/>
+      </w:rPr>
+    </w:lvl>
+    <w:lvl w:ilvl="5" w:tentative="1">
+      <w:start w:val="1"/>
+      <w:numFmt w:val="bullet"/>
+      <w:lvlText w:val=""/>
+      <w:lvlJc w:val="left"/>
+      <w:pPr>
+        <w:tabs>
+          <w:tab w:val="num" w:pos="4320"/>
+        </w:tabs>
+        <w:ind w:left="4320" w:hanging="360"/>
+      </w:pPr>
+      <w:rPr>
+        <w:rFonts w:ascii="Wingdings" w:hAnsi="Wingdings" w:hint="default"/>
+        <w:sz w:val="20"/>
+      </w:rPr>
+    </w:lvl>
+    <w:lvl w:ilvl="6" w:tentative="1">
+      <w:start w:val="1"/>
+      <w:numFmt w:val="bullet"/>
+      <w:lvlText w:val=""/>
+      <w:lvlJc w:val="left"/>
+      <w:pPr>
+        <w:tabs>
+          <w:tab w:val="num" w:pos="5040"/>
+        </w:tabs>
+        <w:ind w:left="5040" w:hanging="360"/>
+      </w:pPr>
+      <w:rPr>
+        <w:rFonts w:ascii="Wingdings" w:hAnsi="Wingdings" w:hint="default"/>
+        <w:sz w:val="20"/>
+      </w:rPr>
+    </w:lvl>
+    <w:lvl w:ilvl="7" w:tentative="1">
+      <w:start w:val="1"/>
+      <w:numFmt w:val="bullet"/>
+      <w:lvlText w:val=""/>
+      <w:lvlJc w:val="left"/>
+      <w:pPr>
+        <w:tabs>
+          <w:tab w:val="num" w:pos="5760"/>
+        </w:tabs>
+        <w:ind w:left="5760" w:hanging="360"/>
+      </w:pPr>
+      <w:rPr>
+        <w:rFonts w:ascii="Wingdings" w:hAnsi="Wingdings" w:hint="default"/>
+        <w:sz w:val="20"/>
+      </w:rPr>
+    </w:lvl>
+    <w:lvl w:ilvl="8" w:tentative="1">
+      <w:start w:val="1"/>
+      <w:numFmt w:val="bullet"/>
+      <w:lvlText w:val=""/>
+      <w:lvlJc w:val="left"/>
+      <w:pPr>
+        <w:tabs>
+          <w:tab w:val="num" w:pos="6480"/>
+        </w:tabs>
+        <w:ind w:left="6480" w:hanging="360"/>
+      </w:pPr>
+      <w:rPr>
+        <w:rFonts w:ascii="Wingdings" w:hAnsi="Wingdings" w:hint="default"/>
+        <w:sz w:val="20"/>
+      </w:rPr>
+    </w:lvl>
+  </w:abstractNum>
+  <w:abstractNum w:abstractNumId="3" w15:restartNumberingAfterBreak="0">
     <w:nsid w:val="0FA139A9"/>
     <w:multiLevelType w:val="multilevel"/>
     <w:tmpl w:val="8278D452"/>
@@ -2096,7 +3171,305 @@
       </w:rPr>
     </w:lvl>
   </w:abstractNum>
-  <w:abstractNum w:abstractNumId="2" w15:restartNumberingAfterBreak="0">
+  <w:abstractNum w:abstractNumId="4" w15:restartNumberingAfterBreak="0">
+    <w:nsid w:val="131B1AA6"/>
+    <w:multiLevelType w:val="multilevel"/>
+    <w:tmpl w:val="1B90DC2C"/>
+    <w:lvl w:ilvl="0">
+      <w:start w:val="1"/>
+      <w:numFmt w:val="bullet"/>
+      <w:lvlText w:val=""/>
+      <w:lvlJc w:val="left"/>
+      <w:pPr>
+        <w:tabs>
+          <w:tab w:val="num" w:pos="720"/>
+        </w:tabs>
+        <w:ind w:left="720" w:hanging="360"/>
+      </w:pPr>
+      <w:rPr>
+        <w:rFonts w:ascii="Symbol" w:hAnsi="Symbol" w:hint="default"/>
+        <w:sz w:val="20"/>
+      </w:rPr>
+    </w:lvl>
+    <w:lvl w:ilvl="1" w:tentative="1">
+      <w:start w:val="1"/>
+      <w:numFmt w:val="bullet"/>
+      <w:lvlText w:val="o"/>
+      <w:lvlJc w:val="left"/>
+      <w:pPr>
+        <w:tabs>
+          <w:tab w:val="num" w:pos="1440"/>
+        </w:tabs>
+        <w:ind w:left="1440" w:hanging="360"/>
+      </w:pPr>
+      <w:rPr>
+        <w:rFonts w:ascii="Courier New" w:hAnsi="Courier New" w:hint="default"/>
+        <w:sz w:val="20"/>
+      </w:rPr>
+    </w:lvl>
+    <w:lvl w:ilvl="2" w:tentative="1">
+      <w:start w:val="1"/>
+      <w:numFmt w:val="bullet"/>
+      <w:lvlText w:val=""/>
+      <w:lvlJc w:val="left"/>
+      <w:pPr>
+        <w:tabs>
+          <w:tab w:val="num" w:pos="2160"/>
+        </w:tabs>
+        <w:ind w:left="2160" w:hanging="360"/>
+      </w:pPr>
+      <w:rPr>
+        <w:rFonts w:ascii="Wingdings" w:hAnsi="Wingdings" w:hint="default"/>
+        <w:sz w:val="20"/>
+      </w:rPr>
+    </w:lvl>
+    <w:lvl w:ilvl="3" w:tentative="1">
+      <w:start w:val="1"/>
+      <w:numFmt w:val="bullet"/>
+      <w:lvlText w:val=""/>
+      <w:lvlJc w:val="left"/>
+      <w:pPr>
+        <w:tabs>
+          <w:tab w:val="num" w:pos="2880"/>
+        </w:tabs>
+        <w:ind w:left="2880" w:hanging="360"/>
+      </w:pPr>
+      <w:rPr>
+        <w:rFonts w:ascii="Wingdings" w:hAnsi="Wingdings" w:hint="default"/>
+        <w:sz w:val="20"/>
+      </w:rPr>
+    </w:lvl>
+    <w:lvl w:ilvl="4" w:tentative="1">
+      <w:start w:val="1"/>
+      <w:numFmt w:val="bullet"/>
+      <w:lvlText w:val=""/>
+      <w:lvlJc w:val="left"/>
+      <w:pPr>
+        <w:tabs>
+          <w:tab w:val="num" w:pos="3600"/>
+        </w:tabs>
+        <w:ind w:left="3600" w:hanging="360"/>
+      </w:pPr>
+      <w:rPr>
+        <w:rFonts w:ascii="Wingdings" w:hAnsi="Wingdings" w:hint="default"/>
+        <w:sz w:val="20"/>
+      </w:rPr>
+    </w:lvl>
+    <w:lvl w:ilvl="5" w:tentative="1">
+      <w:start w:val="1"/>
+      <w:numFmt w:val="bullet"/>
+      <w:lvlText w:val=""/>
+      <w:lvlJc w:val="left"/>
+      <w:pPr>
+        <w:tabs>
+          <w:tab w:val="num" w:pos="4320"/>
+        </w:tabs>
+        <w:ind w:left="4320" w:hanging="360"/>
+      </w:pPr>
+      <w:rPr>
+        <w:rFonts w:ascii="Wingdings" w:hAnsi="Wingdings" w:hint="default"/>
+        <w:sz w:val="20"/>
+      </w:rPr>
+    </w:lvl>
+    <w:lvl w:ilvl="6" w:tentative="1">
+      <w:start w:val="1"/>
+      <w:numFmt w:val="bullet"/>
+      <w:lvlText w:val=""/>
+      <w:lvlJc w:val="left"/>
+      <w:pPr>
+        <w:tabs>
+          <w:tab w:val="num" w:pos="5040"/>
+        </w:tabs>
+        <w:ind w:left="5040" w:hanging="360"/>
+      </w:pPr>
+      <w:rPr>
+        <w:rFonts w:ascii="Wingdings" w:hAnsi="Wingdings" w:hint="default"/>
+        <w:sz w:val="20"/>
+      </w:rPr>
+    </w:lvl>
+    <w:lvl w:ilvl="7" w:tentative="1">
+      <w:start w:val="1"/>
+      <w:numFmt w:val="bullet"/>
+      <w:lvlText w:val=""/>
+      <w:lvlJc w:val="left"/>
+      <w:pPr>
+        <w:tabs>
+          <w:tab w:val="num" w:pos="5760"/>
+        </w:tabs>
+        <w:ind w:left="5760" w:hanging="360"/>
+      </w:pPr>
+      <w:rPr>
+        <w:rFonts w:ascii="Wingdings" w:hAnsi="Wingdings" w:hint="default"/>
+        <w:sz w:val="20"/>
+      </w:rPr>
+    </w:lvl>
+    <w:lvl w:ilvl="8" w:tentative="1">
+      <w:start w:val="1"/>
+      <w:numFmt w:val="bullet"/>
+      <w:lvlText w:val=""/>
+      <w:lvlJc w:val="left"/>
+      <w:pPr>
+        <w:tabs>
+          <w:tab w:val="num" w:pos="6480"/>
+        </w:tabs>
+        <w:ind w:left="6480" w:hanging="360"/>
+      </w:pPr>
+      <w:rPr>
+        <w:rFonts w:ascii="Wingdings" w:hAnsi="Wingdings" w:hint="default"/>
+        <w:sz w:val="20"/>
+      </w:rPr>
+    </w:lvl>
+  </w:abstractNum>
+  <w:abstractNum w:abstractNumId="5" w15:restartNumberingAfterBreak="0">
+    <w:nsid w:val="2A16377F"/>
+    <w:multiLevelType w:val="multilevel"/>
+    <w:tmpl w:val="9788A2CC"/>
+    <w:lvl w:ilvl="0">
+      <w:start w:val="1"/>
+      <w:numFmt w:val="bullet"/>
+      <w:lvlText w:val=""/>
+      <w:lvlJc w:val="left"/>
+      <w:pPr>
+        <w:tabs>
+          <w:tab w:val="num" w:pos="720"/>
+        </w:tabs>
+        <w:ind w:left="720" w:hanging="360"/>
+      </w:pPr>
+      <w:rPr>
+        <w:rFonts w:ascii="Symbol" w:hAnsi="Symbol" w:hint="default"/>
+        <w:sz w:val="20"/>
+      </w:rPr>
+    </w:lvl>
+    <w:lvl w:ilvl="1" w:tentative="1">
+      <w:start w:val="1"/>
+      <w:numFmt w:val="bullet"/>
+      <w:lvlText w:val="o"/>
+      <w:lvlJc w:val="left"/>
+      <w:pPr>
+        <w:tabs>
+          <w:tab w:val="num" w:pos="1440"/>
+        </w:tabs>
+        <w:ind w:left="1440" w:hanging="360"/>
+      </w:pPr>
+      <w:rPr>
+        <w:rFonts w:ascii="Courier New" w:hAnsi="Courier New" w:hint="default"/>
+        <w:sz w:val="20"/>
+      </w:rPr>
+    </w:lvl>
+    <w:lvl w:ilvl="2" w:tentative="1">
+      <w:start w:val="1"/>
+      <w:numFmt w:val="bullet"/>
+      <w:lvlText w:val=""/>
+      <w:lvlJc w:val="left"/>
+      <w:pPr>
+        <w:tabs>
+          <w:tab w:val="num" w:pos="2160"/>
+        </w:tabs>
+        <w:ind w:left="2160" w:hanging="360"/>
+      </w:pPr>
+      <w:rPr>
+        <w:rFonts w:ascii="Wingdings" w:hAnsi="Wingdings" w:hint="default"/>
+        <w:sz w:val="20"/>
+      </w:rPr>
+    </w:lvl>
+    <w:lvl w:ilvl="3" w:tentative="1">
+      <w:start w:val="1"/>
+      <w:numFmt w:val="bullet"/>
+      <w:lvlText w:val=""/>
+      <w:lvlJc w:val="left"/>
+      <w:pPr>
+        <w:tabs>
+          <w:tab w:val="num" w:pos="2880"/>
+        </w:tabs>
+        <w:ind w:left="2880" w:hanging="360"/>
+      </w:pPr>
+      <w:rPr>
+        <w:rFonts w:ascii="Wingdings" w:hAnsi="Wingdings" w:hint="default"/>
+        <w:sz w:val="20"/>
+      </w:rPr>
+    </w:lvl>
+    <w:lvl w:ilvl="4" w:tentative="1">
+      <w:start w:val="1"/>
+      <w:numFmt w:val="bullet"/>
+      <w:lvlText w:val=""/>
+      <w:lvlJc w:val="left"/>
+      <w:pPr>
+        <w:tabs>
+          <w:tab w:val="num" w:pos="3600"/>
+        </w:tabs>
+        <w:ind w:left="3600" w:hanging="360"/>
+      </w:pPr>
+      <w:rPr>
+        <w:rFonts w:ascii="Wingdings" w:hAnsi="Wingdings" w:hint="default"/>
+        <w:sz w:val="20"/>
+      </w:rPr>
+    </w:lvl>
+    <w:lvl w:ilvl="5" w:tentative="1">
+      <w:start w:val="1"/>
+      <w:numFmt w:val="bullet"/>
+      <w:lvlText w:val=""/>
+      <w:lvlJc w:val="left"/>
+      <w:pPr>
+        <w:tabs>
+          <w:tab w:val="num" w:pos="4320"/>
+        </w:tabs>
+        <w:ind w:left="4320" w:hanging="360"/>
+      </w:pPr>
+      <w:rPr>
+        <w:rFonts w:ascii="Wingdings" w:hAnsi="Wingdings" w:hint="default"/>
+        <w:sz w:val="20"/>
+      </w:rPr>
+    </w:lvl>
+    <w:lvl w:ilvl="6" w:tentative="1">
+      <w:start w:val="1"/>
+      <w:numFmt w:val="bullet"/>
+      <w:lvlText w:val=""/>
+      <w:lvlJc w:val="left"/>
+      <w:pPr>
+        <w:tabs>
+          <w:tab w:val="num" w:pos="5040"/>
+        </w:tabs>
+        <w:ind w:left="5040" w:hanging="360"/>
+      </w:pPr>
+      <w:rPr>
+        <w:rFonts w:ascii="Wingdings" w:hAnsi="Wingdings" w:hint="default"/>
+        <w:sz w:val="20"/>
+      </w:rPr>
+    </w:lvl>
+    <w:lvl w:ilvl="7" w:tentative="1">
+      <w:start w:val="1"/>
+      <w:numFmt w:val="bullet"/>
+      <w:lvlText w:val=""/>
+      <w:lvlJc w:val="left"/>
+      <w:pPr>
+        <w:tabs>
+          <w:tab w:val="num" w:pos="5760"/>
+        </w:tabs>
+        <w:ind w:left="5760" w:hanging="360"/>
+      </w:pPr>
+      <w:rPr>
+        <w:rFonts w:ascii="Wingdings" w:hAnsi="Wingdings" w:hint="default"/>
+        <w:sz w:val="20"/>
+      </w:rPr>
+    </w:lvl>
+    <w:lvl w:ilvl="8" w:tentative="1">
+      <w:start w:val="1"/>
+      <w:numFmt w:val="bullet"/>
+      <w:lvlText w:val=""/>
+      <w:lvlJc w:val="left"/>
+      <w:pPr>
+        <w:tabs>
+          <w:tab w:val="num" w:pos="6480"/>
+        </w:tabs>
+        <w:ind w:left="6480" w:hanging="360"/>
+      </w:pPr>
+      <w:rPr>
+        <w:rFonts w:ascii="Wingdings" w:hAnsi="Wingdings" w:hint="default"/>
+        <w:sz w:val="20"/>
+      </w:rPr>
+    </w:lvl>
+  </w:abstractNum>
+  <w:abstractNum w:abstractNumId="6" w15:restartNumberingAfterBreak="0">
     <w:nsid w:val="33853B0E"/>
     <w:multiLevelType w:val="hybridMultilevel"/>
     <w:tmpl w:val="9190E04E"/>
@@ -2209,7 +3582,7 @@
       </w:rPr>
     </w:lvl>
   </w:abstractNum>
-  <w:abstractNum w:abstractNumId="3" w15:restartNumberingAfterBreak="0">
+  <w:abstractNum w:abstractNumId="7" w15:restartNumberingAfterBreak="0">
     <w:nsid w:val="3C472D93"/>
     <w:multiLevelType w:val="multilevel"/>
     <w:tmpl w:val="2D962142"/>
@@ -2358,7 +3731,7 @@
       </w:rPr>
     </w:lvl>
   </w:abstractNum>
-  <w:abstractNum w:abstractNumId="4" w15:restartNumberingAfterBreak="0">
+  <w:abstractNum w:abstractNumId="8" w15:restartNumberingAfterBreak="0">
     <w:nsid w:val="543F3E2C"/>
     <w:multiLevelType w:val="multilevel"/>
     <w:tmpl w:val="A1EA2FF8"/>
@@ -2507,7 +3880,7 @@
       </w:rPr>
     </w:lvl>
   </w:abstractNum>
-  <w:abstractNum w:abstractNumId="5" w15:restartNumberingAfterBreak="0">
+  <w:abstractNum w:abstractNumId="9" w15:restartNumberingAfterBreak="0">
     <w:nsid w:val="5A7C193D"/>
     <w:multiLevelType w:val="hybridMultilevel"/>
     <w:tmpl w:val="04AEE682"/>
@@ -2596,7 +3969,7 @@
       </w:pPr>
     </w:lvl>
   </w:abstractNum>
-  <w:abstractNum w:abstractNumId="6" w15:restartNumberingAfterBreak="0">
+  <w:abstractNum w:abstractNumId="10" w15:restartNumberingAfterBreak="0">
     <w:nsid w:val="5EF51FC0"/>
     <w:multiLevelType w:val="multilevel"/>
     <w:tmpl w:val="5EA8CE8A"/>
@@ -2745,7 +4118,7 @@
       </w:rPr>
     </w:lvl>
   </w:abstractNum>
-  <w:abstractNum w:abstractNumId="7" w15:restartNumberingAfterBreak="0">
+  <w:abstractNum w:abstractNumId="11" w15:restartNumberingAfterBreak="0">
     <w:nsid w:val="60AC774E"/>
     <w:multiLevelType w:val="multilevel"/>
     <w:tmpl w:val="96666BBA"/>
@@ -2894,7 +4267,7 @@
       </w:rPr>
     </w:lvl>
   </w:abstractNum>
-  <w:abstractNum w:abstractNumId="8" w15:restartNumberingAfterBreak="0">
+  <w:abstractNum w:abstractNumId="12" w15:restartNumberingAfterBreak="0">
     <w:nsid w:val="6F0308E9"/>
     <w:multiLevelType w:val="multilevel"/>
     <w:tmpl w:val="F378C294"/>
@@ -3043,7 +4416,7 @@
       </w:rPr>
     </w:lvl>
   </w:abstractNum>
-  <w:abstractNum w:abstractNumId="9" w15:restartNumberingAfterBreak="0">
+  <w:abstractNum w:abstractNumId="13" w15:restartNumberingAfterBreak="0">
     <w:nsid w:val="77385EA2"/>
     <w:multiLevelType w:val="multilevel"/>
     <w:tmpl w:val="52D0859C"/>
@@ -3192,7 +4565,7 @@
       </w:rPr>
     </w:lvl>
   </w:abstractNum>
-  <w:abstractNum w:abstractNumId="10" w15:restartNumberingAfterBreak="0">
+  <w:abstractNum w:abstractNumId="14" w15:restartNumberingAfterBreak="0">
     <w:nsid w:val="799C2F05"/>
     <w:multiLevelType w:val="multilevel"/>
     <w:tmpl w:val="195C3EFC"/>
@@ -3342,37 +4715,49 @@
     </w:lvl>
   </w:abstractNum>
   <w:num w:numId="1" w16cid:durableId="2035571208">
+    <w:abstractNumId w:val="3"/>
+  </w:num>
+  <w:num w:numId="2" w16cid:durableId="475076819">
+    <w:abstractNumId w:val="12"/>
+  </w:num>
+  <w:num w:numId="3" w16cid:durableId="331493248">
+    <w:abstractNumId w:val="7"/>
+  </w:num>
+  <w:num w:numId="4" w16cid:durableId="1330672429">
+    <w:abstractNumId w:val="8"/>
+  </w:num>
+  <w:num w:numId="5" w16cid:durableId="1718511320">
+    <w:abstractNumId w:val="14"/>
+  </w:num>
+  <w:num w:numId="6" w16cid:durableId="1053117675">
     <w:abstractNumId w:val="1"/>
   </w:num>
-  <w:num w:numId="2" w16cid:durableId="475076819">
-    <w:abstractNumId w:val="8"/>
+  <w:num w:numId="7" w16cid:durableId="1420446377">
+    <w:abstractNumId w:val="9"/>
   </w:num>
-  <w:num w:numId="3" w16cid:durableId="331493248">
-    <w:abstractNumId w:val="3"/>
+  <w:num w:numId="8" w16cid:durableId="219826535">
+    <w:abstractNumId w:val="6"/>
   </w:num>
-  <w:num w:numId="4" w16cid:durableId="1330672429">
-    <w:abstractNumId w:val="4"/>
+  <w:num w:numId="9" w16cid:durableId="462894410">
+    <w:abstractNumId w:val="11"/>
   </w:num>
-  <w:num w:numId="5" w16cid:durableId="1718511320">
+  <w:num w:numId="10" w16cid:durableId="265041689">
+    <w:abstractNumId w:val="13"/>
+  </w:num>
+  <w:num w:numId="11" w16cid:durableId="147946613">
     <w:abstractNumId w:val="10"/>
   </w:num>
-  <w:num w:numId="6" w16cid:durableId="1053117675">
+  <w:num w:numId="12" w16cid:durableId="863401791">
     <w:abstractNumId w:val="0"/>
   </w:num>
-  <w:num w:numId="7" w16cid:durableId="1420446377">
+  <w:num w:numId="13" w16cid:durableId="1104111167">
+    <w:abstractNumId w:val="2"/>
+  </w:num>
+  <w:num w:numId="14" w16cid:durableId="170919961">
     <w:abstractNumId w:val="5"/>
   </w:num>
-  <w:num w:numId="8" w16cid:durableId="219826535">
-    <w:abstractNumId w:val="2"/>
-  </w:num>
-  <w:num w:numId="9" w16cid:durableId="462894410">
-    <w:abstractNumId w:val="7"/>
-  </w:num>
-  <w:num w:numId="10" w16cid:durableId="265041689">
-    <w:abstractNumId w:val="9"/>
-  </w:num>
-  <w:num w:numId="11" w16cid:durableId="147946613">
-    <w:abstractNumId w:val="6"/>
+  <w:num w:numId="15" w16cid:durableId="297690861">
+    <w:abstractNumId w:val="4"/>
   </w:num>
 </w:numbering>
 </file>
